--- a/文件/比賽東西035.docx
+++ b/文件/比賽東西035.docx
@@ -86,725 +86,67 @@
     <w:p>
       <w:pPr>
         <w:rPr>
-          <w:b/>
-          <w:bCs/>
+          <w:rFonts w:hint="eastAsia"/>
         </w:rPr>
       </w:pPr>
       <w:r>
+        <w:t xml:space="preserve">1.2 </w:t>
+      </w:r>
+      <w:r>
+        <w:t>架構描述（</w:t>
+      </w:r>
+      <w:r>
+        <w:t>Architecture Expression</w:t>
+      </w:r>
+      <w:r>
+        <w:t>）</w:t>
+      </w:r>
+      <w:r>
+        <w:br/>
+      </w:r>
+      <w:r>
         <w:rPr>
-          <w:b/>
-          <w:bCs/>
-        </w:rPr>
-        <w:t xml:space="preserve">2.1 </w:t>
-      </w:r>
-      <w:r>
-        <w:rPr>
-          <w:b/>
-          <w:bCs/>
-        </w:rPr>
-        <w:t>前端功能性需求（</w:t>
-      </w:r>
-      <w:r>
-        <w:rPr>
-          <w:b/>
-          <w:bCs/>
-        </w:rPr>
-        <w:t>Front-end Functional Requirements</w:t>
-      </w:r>
-      <w:r>
-        <w:rPr>
-          <w:b/>
-          <w:bCs/>
-        </w:rPr>
-        <w:t>）</w:t>
-      </w:r>
-    </w:p>
-    <w:p>
-      <w:pPr>
-        <w:rPr>
-          <w:b/>
-          <w:bCs/>
-        </w:rPr>
-      </w:pPr>
-      <w:r>
-        <w:rPr>
-          <w:b/>
-          <w:bCs/>
-        </w:rPr>
-        <w:t>FFR1</w:t>
-      </w:r>
-      <w:r>
-        <w:rPr>
-          <w:b/>
-          <w:bCs/>
-        </w:rPr>
-        <w:t>：可疑人物即時回報</w:t>
-      </w:r>
-    </w:p>
-    <w:p>
-      <w:r>
-        <w:t>使用者可透過匿名表單回報可疑人物事件，包括事件地點、時間、描述內容，回報資料將送交後台審核並於地圖標示。</w:t>
-      </w:r>
-    </w:p>
-    <w:p>
-      <w:pPr>
-        <w:rPr>
-          <w:b/>
-          <w:bCs/>
-        </w:rPr>
-      </w:pPr>
-      <w:r>
-        <w:rPr>
-          <w:b/>
-          <w:bCs/>
-        </w:rPr>
-        <w:t>FFR2</w:t>
-      </w:r>
-      <w:r>
-        <w:rPr>
-          <w:b/>
-          <w:bCs/>
-        </w:rPr>
-        <w:t>：安全地圖瀏覽</w:t>
-      </w:r>
-    </w:p>
-    <w:p>
-      <w:r>
-        <w:t>系統提供互動式地圖功能，讓使用者查看可疑事件與安全店家地點，並可依時間、危險等級等進行篩選。</w:t>
-      </w:r>
-    </w:p>
-    <w:p>
-      <w:pPr>
-        <w:rPr>
-          <w:b/>
-          <w:bCs/>
-        </w:rPr>
-      </w:pPr>
-      <w:r>
-        <w:rPr>
-          <w:b/>
-          <w:bCs/>
-        </w:rPr>
-        <w:t>FFR3</w:t>
-      </w:r>
-      <w:r>
-        <w:rPr>
-          <w:b/>
-          <w:bCs/>
-        </w:rPr>
-        <w:t>：安全合作店家查詢</w:t>
-      </w:r>
-    </w:p>
-    <w:p>
-      <w:r>
-        <w:t>使用者可瀏覽地圖上標記的安全合作店家，查閱其地址、可提供的協助類型（如避難、撥打電話等）。</w:t>
-      </w:r>
-    </w:p>
-    <w:p>
-      <w:r>
-        <w:t>安全店家協助。</w:t>
-      </w:r>
-    </w:p>
-    <w:p>
-      <w:pPr>
-        <w:rPr>
-          <w:b/>
-          <w:bCs/>
-        </w:rPr>
-      </w:pPr>
-      <w:r>
-        <w:rPr>
-          <w:b/>
-          <w:bCs/>
+          <w:rFonts w:hint="eastAsia"/>
+          <w:noProof/>
         </w:rPr>
         <w:lastRenderedPageBreak/>
-        <w:t>FFR4</w:t>
-      </w:r>
-      <w:r>
-        <w:rPr>
-          <w:b/>
-          <w:bCs/>
-        </w:rPr>
-        <w:t>：交流區發文與互動功能</w:t>
+        <w:drawing>
+          <wp:inline distT="0" distB="0" distL="0" distR="0" wp14:anchorId="7772D93B" wp14:editId="514C38FD">
+            <wp:extent cx="5274310" cy="3515995"/>
+            <wp:effectExtent l="0" t="0" r="2540" b="8255"/>
+            <wp:docPr id="1576507432" name="圖片 1"/>
+            <wp:cNvGraphicFramePr>
+              <a:graphicFrameLocks xmlns:a="http://schemas.openxmlformats.org/drawingml/2006/main" noChangeAspect="1"/>
+            </wp:cNvGraphicFramePr>
+            <a:graphic xmlns:a="http://schemas.openxmlformats.org/drawingml/2006/main">
+              <a:graphicData uri="http://schemas.openxmlformats.org/drawingml/2006/picture">
+                <pic:pic xmlns:pic="http://schemas.openxmlformats.org/drawingml/2006/picture">
+                  <pic:nvPicPr>
+                    <pic:cNvPr id="1576507432" name="圖片 1576507432"/>
+                    <pic:cNvPicPr/>
+                  </pic:nvPicPr>
+                  <pic:blipFill>
+                    <a:blip r:embed="rId7"/>
+                    <a:stretch>
+                      <a:fillRect/>
+                    </a:stretch>
+                  </pic:blipFill>
+                  <pic:spPr>
+                    <a:xfrm>
+                      <a:off x="0" y="0"/>
+                      <a:ext cx="5274310" cy="3515995"/>
+                    </a:xfrm>
+                    <a:prstGeom prst="rect">
+                      <a:avLst/>
+                    </a:prstGeom>
+                  </pic:spPr>
+                </pic:pic>
+              </a:graphicData>
+            </a:graphic>
+          </wp:inline>
+        </w:drawing>
       </w:r>
     </w:p>
-    <w:p>
-      <w:pPr>
-        <w:pStyle w:val="a9"/>
-        <w:widowControl/>
-        <w:spacing w:before="100" w:beforeAutospacing="1" w:after="100" w:afterAutospacing="1" w:line="240" w:lineRule="auto"/>
-        <w:rPr>
-          <w:rFonts w:ascii="新細明體" w:eastAsia="新細明體" w:hAnsi="新細明體" w:cs="新細明體"/>
-          <w:kern w:val="0"/>
-          <w14:ligatures w14:val="none"/>
-        </w:rPr>
-      </w:pPr>
-      <w:r>
-        <w:rPr>
-          <w:rFonts w:ascii="新細明體" w:eastAsia="新細明體" w:hAnsi="新細明體" w:cs="新細明體"/>
-          <w:kern w:val="0"/>
-          <w14:ligatures w14:val="none"/>
-        </w:rPr>
-        <w:t>使用者可匿名發文、預覽與送出內容，</w:t>
-      </w:r>
-      <w:proofErr w:type="gramStart"/>
-      <w:r>
-        <w:rPr>
-          <w:rFonts w:ascii="新細明體" w:eastAsia="新細明體" w:hAnsi="新細明體" w:cs="新細明體"/>
-          <w:kern w:val="0"/>
-          <w14:ligatures w14:val="none"/>
-        </w:rPr>
-        <w:t>瀏覽貼文列表</w:t>
-      </w:r>
-      <w:proofErr w:type="gramEnd"/>
-      <w:r>
-        <w:rPr>
-          <w:rFonts w:ascii="新細明體" w:eastAsia="新細明體" w:hAnsi="新細明體" w:cs="新細明體"/>
-          <w:kern w:val="0"/>
-          <w14:ligatures w14:val="none"/>
-        </w:rPr>
-        <w:t>，對</w:t>
-      </w:r>
-      <w:proofErr w:type="gramStart"/>
-      <w:r>
-        <w:rPr>
-          <w:rFonts w:ascii="新細明體" w:eastAsia="新細明體" w:hAnsi="新細明體" w:cs="新細明體"/>
-          <w:kern w:val="0"/>
-          <w14:ligatures w14:val="none"/>
-        </w:rPr>
-        <w:t>貼文按讚</w:t>
-      </w:r>
-      <w:proofErr w:type="gramEnd"/>
-      <w:r>
-        <w:rPr>
-          <w:rFonts w:ascii="新細明體" w:eastAsia="新細明體" w:hAnsi="新細明體" w:cs="新細明體"/>
-          <w:kern w:val="0"/>
-          <w14:ligatures w14:val="none"/>
-        </w:rPr>
-        <w:t>、收藏、展開全文，並可編輯或刪除自己</w:t>
-      </w:r>
-      <w:proofErr w:type="gramStart"/>
-      <w:r>
-        <w:rPr>
-          <w:rFonts w:ascii="新細明體" w:eastAsia="新細明體" w:hAnsi="新細明體" w:cs="新細明體"/>
-          <w:kern w:val="0"/>
-          <w14:ligatures w14:val="none"/>
-        </w:rPr>
-        <w:t>的貼文</w:t>
-      </w:r>
-      <w:proofErr w:type="gramEnd"/>
-      <w:r>
-        <w:rPr>
-          <w:rFonts w:ascii="新細明體" w:eastAsia="新細明體" w:hAnsi="新細明體" w:cs="新細明體"/>
-          <w:kern w:val="0"/>
-          <w14:ligatures w14:val="none"/>
-        </w:rPr>
-        <w:t>。</w:t>
-      </w:r>
-    </w:p>
-    <w:p>
-      <w:pPr>
-        <w:rPr>
-          <w:rFonts w:hint="eastAsia"/>
-          <w:b/>
-          <w:bCs/>
-        </w:rPr>
-      </w:pPr>
-    </w:p>
-    <w:p>
-      <w:pPr>
-        <w:rPr>
-          <w:b/>
-          <w:bCs/>
-        </w:rPr>
-      </w:pPr>
-      <w:r>
-        <w:rPr>
-          <w:b/>
-          <w:bCs/>
-        </w:rPr>
-        <w:t>FFR</w:t>
-      </w:r>
-      <w:r>
-        <w:rPr>
-          <w:rFonts w:hint="eastAsia"/>
-          <w:b/>
-          <w:bCs/>
-        </w:rPr>
-        <w:t>5</w:t>
-      </w:r>
-      <w:r>
-        <w:rPr>
-          <w:b/>
-          <w:bCs/>
-        </w:rPr>
-        <w:t>：匿名聊天室互助</w:t>
-      </w:r>
-    </w:p>
-    <w:p>
-      <w:r>
-        <w:t>使用者可進入匿名聊天室即時交流，分享防範經驗、通報可疑事件或提供建議。</w:t>
-      </w:r>
-    </w:p>
-    <w:p>
-      <w:pPr>
-        <w:rPr>
-          <w:rFonts w:hint="eastAsia"/>
-        </w:rPr>
-      </w:pPr>
-    </w:p>
-    <w:p>
-      <w:pPr>
-        <w:rPr>
-          <w:b/>
-          <w:bCs/>
-        </w:rPr>
-      </w:pPr>
-      <w:r>
-        <w:rPr>
-          <w:b/>
-          <w:bCs/>
-        </w:rPr>
-        <w:t xml:space="preserve">2.2 </w:t>
-      </w:r>
-      <w:r>
-        <w:rPr>
-          <w:b/>
-          <w:bCs/>
-        </w:rPr>
-        <w:t>後端功能性需求（</w:t>
-      </w:r>
-      <w:r>
-        <w:rPr>
-          <w:b/>
-          <w:bCs/>
-        </w:rPr>
-        <w:t>Back-end Functional Requirements</w:t>
-      </w:r>
-      <w:r>
-        <w:rPr>
-          <w:b/>
-          <w:bCs/>
-        </w:rPr>
-        <w:t>）</w:t>
-      </w:r>
-    </w:p>
-    <w:p>
-      <w:pPr>
-        <w:rPr>
-          <w:b/>
-          <w:bCs/>
-        </w:rPr>
-      </w:pPr>
-      <w:r>
-        <w:rPr>
-          <w:b/>
-          <w:bCs/>
-        </w:rPr>
-        <w:t>BFR1</w:t>
-      </w:r>
-      <w:r>
-        <w:rPr>
-          <w:b/>
-          <w:bCs/>
-        </w:rPr>
-        <w:t>：可疑事件資料儲存與審核</w:t>
-      </w:r>
-    </w:p>
-    <w:p>
-      <w:r>
-        <w:t>系統</w:t>
-      </w:r>
-      <w:proofErr w:type="gramStart"/>
-      <w:r>
-        <w:t>後端需儲存</w:t>
-      </w:r>
-      <w:proofErr w:type="gramEnd"/>
-      <w:r>
-        <w:t>使用者所提交的可疑人物回報資料，並提供管理者介面進行內容審核與地圖顯示控制。</w:t>
-      </w:r>
-    </w:p>
-    <w:p>
-      <w:pPr>
-        <w:rPr>
-          <w:b/>
-          <w:bCs/>
-        </w:rPr>
-      </w:pPr>
-      <w:r>
-        <w:rPr>
-          <w:b/>
-          <w:bCs/>
-        </w:rPr>
-        <w:t>BFR2</w:t>
-      </w:r>
-      <w:r>
-        <w:rPr>
-          <w:b/>
-          <w:bCs/>
-        </w:rPr>
-        <w:t>：地圖資料同步與維護</w:t>
-      </w:r>
-    </w:p>
-    <w:p>
-      <w:r>
-        <w:t>系統</w:t>
-      </w:r>
-      <w:r>
-        <w:rPr>
-          <w:rFonts w:hint="eastAsia"/>
-        </w:rPr>
-        <w:t>會</w:t>
-      </w:r>
-      <w:r>
-        <w:t>更新可疑事件地圖資訊，包括回報熱點、地理座標轉換與時間分類，亦提供後台手動新增、編輯、刪除位</w:t>
-      </w:r>
-      <w:r>
-        <w:rPr>
-          <w:rFonts w:hint="eastAsia"/>
-        </w:rPr>
-        <w:t>置</w:t>
-      </w:r>
-      <w:r>
-        <w:t>的功能。</w:t>
-      </w:r>
-    </w:p>
-    <w:p>
-      <w:pPr>
-        <w:rPr>
-          <w:b/>
-          <w:bCs/>
-        </w:rPr>
-      </w:pPr>
-      <w:r>
-        <w:rPr>
-          <w:b/>
-          <w:bCs/>
-        </w:rPr>
-        <w:t>BFR3</w:t>
-      </w:r>
-      <w:r>
-        <w:rPr>
-          <w:b/>
-          <w:bCs/>
-        </w:rPr>
-        <w:t>：安全店家資料管理</w:t>
-      </w:r>
-    </w:p>
-    <w:p>
-      <w:proofErr w:type="gramStart"/>
-      <w:r>
-        <w:t>後端需支援</w:t>
-      </w:r>
-      <w:proofErr w:type="gramEnd"/>
-      <w:r>
-        <w:t>安全合作店家的申請與認證機制，管理者可審核申請資料</w:t>
-      </w:r>
-      <w:r>
-        <w:rPr>
-          <w:rFonts w:hint="eastAsia"/>
-        </w:rPr>
-        <w:t>和</w:t>
-      </w:r>
-      <w:r>
-        <w:t>顯示</w:t>
-      </w:r>
-      <w:r>
-        <w:rPr>
-          <w:rFonts w:hint="eastAsia"/>
-        </w:rPr>
-        <w:t>管理</w:t>
-      </w:r>
-      <w:r>
-        <w:t>資訊（如地址、服務內容、營業時間等）。</w:t>
-      </w:r>
-    </w:p>
-    <w:p>
-      <w:pPr>
-        <w:rPr>
-          <w:b/>
-          <w:bCs/>
-        </w:rPr>
-      </w:pPr>
-      <w:r>
-        <w:rPr>
-          <w:b/>
-          <w:bCs/>
-        </w:rPr>
-        <w:t>BFR4</w:t>
-      </w:r>
-      <w:r>
-        <w:rPr>
-          <w:b/>
-          <w:bCs/>
-        </w:rPr>
-        <w:t>：交流區資料儲存與驗證</w:t>
-      </w:r>
-    </w:p>
-    <w:p>
-      <w:r>
-        <w:t>所有發文資料皆需儲存於資料庫</w:t>
-      </w:r>
-      <w:r>
-        <w:t>，</w:t>
-      </w:r>
-      <w:r>
-        <w:t>包含：發文者帳號、暱稱、時間、標題、內容、背景顏色與頭像設定。系統需</w:t>
-      </w:r>
-      <w:proofErr w:type="gramStart"/>
-      <w:r>
-        <w:t>檢查貼文是否</w:t>
-      </w:r>
-      <w:proofErr w:type="gramEnd"/>
-      <w:r>
-        <w:t>符合格式限制與安全條件（如防止</w:t>
-      </w:r>
-      <w:r>
-        <w:t xml:space="preserve"> XSS</w:t>
-      </w:r>
-      <w:r>
-        <w:t>）</w:t>
-      </w:r>
-      <w:r>
-        <w:t>，</w:t>
-      </w:r>
-      <w:r>
-        <w:t>系統</w:t>
-      </w:r>
-      <w:r>
-        <w:rPr>
-          <w:rFonts w:hint="eastAsia"/>
-        </w:rPr>
-        <w:t>可</w:t>
-      </w:r>
-      <w:r>
-        <w:t>記錄每</w:t>
-      </w:r>
-      <w:proofErr w:type="gramStart"/>
-      <w:r>
-        <w:t>篇貼文</w:t>
-      </w:r>
-      <w:proofErr w:type="gramEnd"/>
-      <w:r>
-        <w:t>的按</w:t>
-      </w:r>
-      <w:proofErr w:type="gramStart"/>
-      <w:r>
-        <w:t>讚</w:t>
-      </w:r>
-      <w:proofErr w:type="gramEnd"/>
-      <w:r>
-        <w:t>數。</w:t>
-      </w:r>
-    </w:p>
-    <w:p/>
-    <w:p/>
-    <w:p/>
-    <w:p>
-      <w:pPr>
-        <w:rPr>
-          <w:rFonts w:hint="eastAsia"/>
-        </w:rPr>
-      </w:pPr>
-    </w:p>
-    <w:p>
-      <w:pPr>
-        <w:rPr>
-          <w:b/>
-          <w:bCs/>
-        </w:rPr>
-      </w:pPr>
-      <w:r>
-        <w:rPr>
-          <w:b/>
-          <w:bCs/>
-        </w:rPr>
-        <w:lastRenderedPageBreak/>
-        <w:t>BFR6</w:t>
-      </w:r>
-      <w:r>
-        <w:rPr>
-          <w:b/>
-          <w:bCs/>
-        </w:rPr>
-        <w:t>：使用者驗證與權限控管</w:t>
-      </w:r>
-    </w:p>
-    <w:p>
-      <w:proofErr w:type="gramStart"/>
-      <w:r>
-        <w:t>系統需串接</w:t>
-      </w:r>
-      <w:proofErr w:type="gramEnd"/>
-      <w:r>
-        <w:t xml:space="preserve"> Django </w:t>
-      </w:r>
-      <w:r>
-        <w:t>使用者系統驗證登入者身份，</w:t>
-      </w:r>
-      <w:r>
-        <w:rPr>
-          <w:highlight w:val="yellow"/>
-        </w:rPr>
-        <w:t>並根據權限限制操作行為（如僅能編輯</w:t>
-      </w:r>
-      <w:r>
-        <w:rPr>
-          <w:highlight w:val="yellow"/>
-        </w:rPr>
-        <w:t>/</w:t>
-      </w:r>
-      <w:r>
-        <w:rPr>
-          <w:highlight w:val="yellow"/>
-        </w:rPr>
-        <w:t>刪除自己的貼文）</w:t>
-      </w:r>
-      <w:r>
-        <w:t>。</w:t>
-      </w:r>
-    </w:p>
-    <w:p>
-      <w:pPr>
-        <w:rPr>
-          <w:b/>
-          <w:bCs/>
-        </w:rPr>
-      </w:pPr>
-      <w:r>
-        <w:rPr>
-          <w:b/>
-          <w:bCs/>
-        </w:rPr>
-        <w:t>BFR7</w:t>
-      </w:r>
-      <w:r>
-        <w:rPr>
-          <w:b/>
-          <w:bCs/>
-        </w:rPr>
-        <w:t>：聊天室匿名訊息處理</w:t>
-      </w:r>
-    </w:p>
-    <w:p>
-      <w:r>
-        <w:t>聊天室能即時</w:t>
-      </w:r>
-      <w:r>
-        <w:rPr>
-          <w:rFonts w:hint="eastAsia"/>
-        </w:rPr>
-        <w:t>傳遞和</w:t>
-      </w:r>
-      <w:r>
-        <w:t>接收訊息，</w:t>
-      </w:r>
-      <w:proofErr w:type="gramStart"/>
-      <w:r>
-        <w:t>後端需儲存</w:t>
-      </w:r>
-      <w:proofErr w:type="gramEnd"/>
-      <w:r>
-        <w:t>歷史紀錄（可設保留上限），</w:t>
-      </w:r>
-      <w:r>
-        <w:rPr>
-          <w:highlight w:val="yellow"/>
-        </w:rPr>
-        <w:t>並能防止不當用語或惡意灌水。</w:t>
-      </w:r>
-    </w:p>
-    <w:p>
-      <w:pPr>
-        <w:rPr>
-          <w:b/>
-          <w:bCs/>
-        </w:rPr>
-      </w:pPr>
-      <w:r>
-        <w:rPr>
-          <w:b/>
-          <w:bCs/>
-        </w:rPr>
-        <w:t>BFR8</w:t>
-      </w:r>
-      <w:r>
-        <w:rPr>
-          <w:b/>
-          <w:bCs/>
-        </w:rPr>
-        <w:t>：資料安全與輸入防護</w:t>
-      </w:r>
-    </w:p>
-    <w:p>
-      <w:r>
-        <w:t>系統所有輸入欄位需通過防止</w:t>
-      </w:r>
-      <w:r>
-        <w:t xml:space="preserve"> SQL Injection </w:t>
-      </w:r>
-      <w:r>
-        <w:t>與</w:t>
-      </w:r>
-      <w:r>
-        <w:t xml:space="preserve"> XSS </w:t>
-      </w:r>
-      <w:r>
-        <w:t>檢查，並針對自由輸入區使用</w:t>
-      </w:r>
-      <w:r>
-        <w:t xml:space="preserve"> bleach </w:t>
-      </w:r>
-      <w:r>
-        <w:t>等清洗工具進行過濾。</w:t>
-      </w:r>
-    </w:p>
-    <w:p/>
-    <w:p>
-      <w:pPr>
-        <w:rPr>
-          <w:b/>
-          <w:bCs/>
-        </w:rPr>
-      </w:pPr>
-      <w:r>
-        <w:rPr>
-          <w:b/>
-          <w:bCs/>
-        </w:rPr>
-        <w:t>BFR10</w:t>
-      </w:r>
-      <w:r>
-        <w:rPr>
-          <w:b/>
-          <w:bCs/>
-        </w:rPr>
-        <w:t>：管理介面與資料總</w:t>
-      </w:r>
-      <w:proofErr w:type="gramStart"/>
-      <w:r>
-        <w:rPr>
-          <w:b/>
-          <w:bCs/>
-        </w:rPr>
-        <w:t>覽</w:t>
-      </w:r>
-      <w:proofErr w:type="gramEnd"/>
-    </w:p>
-    <w:p>
-      <w:r>
-        <w:t>提供後台介面供管理者瀏覽系統內所有可疑事件、</w:t>
-      </w:r>
-      <w:proofErr w:type="gramStart"/>
-      <w:r>
-        <w:t>貼文與</w:t>
-      </w:r>
-      <w:proofErr w:type="gramEnd"/>
-      <w:r>
-        <w:t>店家資料，並可進行查詢、編輯與刪除操作。</w:t>
-      </w:r>
-    </w:p>
-    <w:p/>
     <w:sectPr>
       <w:pgSz w:w="11906" w:h="16838"/>
       <w:pgMar w:top="1440" w:right="1800" w:bottom="1440" w:left="1800" w:header="851" w:footer="992" w:gutter="0"/>
@@ -813,6 +155,56 @@
     </w:sectPr>
   </w:body>
 </w:document>
+</file>
+
+<file path=word/endnotes.xml><?xml version="1.0" encoding="utf-8"?>
+<w:endnotes xmlns:wpc="http://schemas.microsoft.com/office/word/2010/wordprocessingCanvas" xmlns:cx="http://schemas.microsoft.com/office/drawing/2014/chartex" xmlns:cx1="http://schemas.microsoft.com/office/drawing/2015/9/8/chartex" xmlns:cx2="http://schemas.microsoft.com/office/drawing/2015/10/21/chartex" xmlns:cx3="http://schemas.microsoft.com/office/drawing/2016/5/9/chartex" xmlns:cx4="http://schemas.microsoft.com/office/drawing/2016/5/10/chartex" xmlns:cx5="http://schemas.microsoft.com/office/drawing/2016/5/11/chartex" xmlns:cx6="http://schemas.microsoft.com/office/drawing/2016/5/12/chartex" xmlns:cx7="http://schemas.microsoft.com/office/drawing/2016/5/13/chartex" xmlns:cx8="http://schemas.microsoft.com/office/drawing/2016/5/14/chartex" xmlns:mc="http://schemas.openxmlformats.org/markup-compatibility/2006" xmlns:aink="http://schemas.microsoft.com/office/drawing/2016/ink" xmlns:am3d="http://schemas.microsoft.com/office/drawing/2017/model3d" xmlns:o="urn:schemas-microsoft-com:office:office" xmlns:oel="http://schemas.microsoft.com/office/2019/extlst" xmlns:r="http://schemas.openxmlformats.org/officeDocument/2006/relationships" xmlns:m="http://schemas.openxmlformats.org/officeDocument/2006/math" xmlns:v="urn:schemas-microsoft-com:vml" xmlns:wp14="http://schemas.microsoft.com/office/word/2010/wordprocessingDrawing" xmlns:wp="http://schemas.openxmlformats.org/drawingml/2006/wordprocessingDrawing" xmlns:w10="urn:schemas-microsoft-com:office:word" xmlns:w="http://schemas.openxmlformats.org/wordprocessingml/2006/main" xmlns:w14="http://schemas.microsoft.com/office/word/2010/wordml" xmlns:w15="http://schemas.microsoft.com/office/word/2012/wordml" xmlns:w16cex="http://schemas.microsoft.com/office/word/2018/wordml/cex" xmlns:w16cid="http://schemas.microsoft.com/office/word/2016/wordml/cid" xmlns:w16="http://schemas.microsoft.com/office/word/2018/wordml" xmlns:w16du="http://schemas.microsoft.com/office/word/2023/wordml/word16du" xmlns:w16sdtdh="http://schemas.microsoft.com/office/word/2020/wordml/sdtdatahash" xmlns:w16sdtfl="http://schemas.microsoft.com/office/word/2024/wordml/sdtformatlock" xmlns:w16se="http://schemas.microsoft.com/office/word/2015/wordml/symex" xmlns:wpg="http://schemas.microsoft.com/office/word/2010/wordprocessingGroup" xmlns:wpi="http://schemas.microsoft.com/office/word/2010/wordprocessingInk" xmlns:wne="http://schemas.microsoft.com/office/word/2006/wordml" xmlns:wps="http://schemas.microsoft.com/office/word/2010/wordprocessingShape" mc:Ignorable="w14 w15 w16se w16cid w16 w16cex w16sdtdh w16sdtfl w16du wp14">
+  <w:endnote w:type="separator" w:id="-1">
+    <w:p>
+      <w:pPr>
+        <w:spacing w:after="0" w:line="240" w:lineRule="auto"/>
+      </w:pPr>
+      <w:r>
+        <w:separator/>
+      </w:r>
+    </w:p>
+  </w:endnote>
+  <w:endnote w:type="continuationSeparator" w:id="0">
+    <w:p>
+      <w:pPr>
+        <w:spacing w:after="0" w:line="240" w:lineRule="auto"/>
+      </w:pPr>
+      <w:r>
+        <w:continuationSeparator/>
+      </w:r>
+    </w:p>
+  </w:endnote>
+</w:endnotes>
+</file>
+
+<file path=word/footnotes.xml><?xml version="1.0" encoding="utf-8"?>
+<w:footnotes xmlns:wpc="http://schemas.microsoft.com/office/word/2010/wordprocessingCanvas" xmlns:cx="http://schemas.microsoft.com/office/drawing/2014/chartex" xmlns:cx1="http://schemas.microsoft.com/office/drawing/2015/9/8/chartex" xmlns:cx2="http://schemas.microsoft.com/office/drawing/2015/10/21/chartex" xmlns:cx3="http://schemas.microsoft.com/office/drawing/2016/5/9/chartex" xmlns:cx4="http://schemas.microsoft.com/office/drawing/2016/5/10/chartex" xmlns:cx5="http://schemas.microsoft.com/office/drawing/2016/5/11/chartex" xmlns:cx6="http://schemas.microsoft.com/office/drawing/2016/5/12/chartex" xmlns:cx7="http://schemas.microsoft.com/office/drawing/2016/5/13/chartex" xmlns:cx8="http://schemas.microsoft.com/office/drawing/2016/5/14/chartex" xmlns:mc="http://schemas.openxmlformats.org/markup-compatibility/2006" xmlns:aink="http://schemas.microsoft.com/office/drawing/2016/ink" xmlns:am3d="http://schemas.microsoft.com/office/drawing/2017/model3d" xmlns:o="urn:schemas-microsoft-com:office:office" xmlns:oel="http://schemas.microsoft.com/office/2019/extlst" xmlns:r="http://schemas.openxmlformats.org/officeDocument/2006/relationships" xmlns:m="http://schemas.openxmlformats.org/officeDocument/2006/math" xmlns:v="urn:schemas-microsoft-com:vml" xmlns:wp14="http://schemas.microsoft.com/office/word/2010/wordprocessingDrawing" xmlns:wp="http://schemas.openxmlformats.org/drawingml/2006/wordprocessingDrawing" xmlns:w10="urn:schemas-microsoft-com:office:word" xmlns:w="http://schemas.openxmlformats.org/wordprocessingml/2006/main" xmlns:w14="http://schemas.microsoft.com/office/word/2010/wordml" xmlns:w15="http://schemas.microsoft.com/office/word/2012/wordml" xmlns:w16cex="http://schemas.microsoft.com/office/word/2018/wordml/cex" xmlns:w16cid="http://schemas.microsoft.com/office/word/2016/wordml/cid" xmlns:w16="http://schemas.microsoft.com/office/word/2018/wordml" xmlns:w16du="http://schemas.microsoft.com/office/word/2023/wordml/word16du" xmlns:w16sdtdh="http://schemas.microsoft.com/office/word/2020/wordml/sdtdatahash" xmlns:w16sdtfl="http://schemas.microsoft.com/office/word/2024/wordml/sdtformatlock" xmlns:w16se="http://schemas.microsoft.com/office/word/2015/wordml/symex" xmlns:wpg="http://schemas.microsoft.com/office/word/2010/wordprocessingGroup" xmlns:wpi="http://schemas.microsoft.com/office/word/2010/wordprocessingInk" xmlns:wne="http://schemas.microsoft.com/office/word/2006/wordml" xmlns:wps="http://schemas.microsoft.com/office/word/2010/wordprocessingShape" mc:Ignorable="w14 w15 w16se w16cid w16 w16cex w16sdtdh w16sdtfl w16du wp14">
+  <w:footnote w:type="separator" w:id="-1">
+    <w:p>
+      <w:pPr>
+        <w:spacing w:after="0" w:line="240" w:lineRule="auto"/>
+      </w:pPr>
+      <w:r>
+        <w:separator/>
+      </w:r>
+    </w:p>
+  </w:footnote>
+  <w:footnote w:type="continuationSeparator" w:id="0">
+    <w:p>
+      <w:pPr>
+        <w:spacing w:after="0" w:line="240" w:lineRule="auto"/>
+      </w:pPr>
+      <w:r>
+        <w:continuationSeparator/>
+      </w:r>
+    </w:p>
+  </w:footnote>
+</w:footnotes>
 </file>
 
 <file path=word/numbering.xml><?xml version="1.0" encoding="utf-8"?>
@@ -2369,6 +1761,66 @@
       <w14:ligatures w14:val="none"/>
     </w:rPr>
   </w:style>
+  <w:style w:type="paragraph" w:styleId="af">
+    <w:name w:val="header"/>
+    <w:basedOn w:val="a"/>
+    <w:link w:val="af0"/>
+    <w:uiPriority w:val="99"/>
+    <w:unhideWhenUsed/>
+    <w:rsid w:val="003908F5"/>
+    <w:pPr>
+      <w:tabs>
+        <w:tab w:val="center" w:pos="4153"/>
+        <w:tab w:val="right" w:pos="8306"/>
+      </w:tabs>
+      <w:snapToGrid w:val="0"/>
+    </w:pPr>
+    <w:rPr>
+      <w:sz w:val="20"/>
+      <w:szCs w:val="20"/>
+    </w:rPr>
+  </w:style>
+  <w:style w:type="character" w:customStyle="1" w:styleId="af0">
+    <w:name w:val="頁首 字元"/>
+    <w:basedOn w:val="a0"/>
+    <w:link w:val="af"/>
+    <w:uiPriority w:val="99"/>
+    <w:rsid w:val="003908F5"/>
+    <w:rPr>
+      <w:sz w:val="20"/>
+      <w:szCs w:val="20"/>
+    </w:rPr>
+  </w:style>
+  <w:style w:type="paragraph" w:styleId="af1">
+    <w:name w:val="footer"/>
+    <w:basedOn w:val="a"/>
+    <w:link w:val="af2"/>
+    <w:uiPriority w:val="99"/>
+    <w:unhideWhenUsed/>
+    <w:rsid w:val="003908F5"/>
+    <w:pPr>
+      <w:tabs>
+        <w:tab w:val="center" w:pos="4153"/>
+        <w:tab w:val="right" w:pos="8306"/>
+      </w:tabs>
+      <w:snapToGrid w:val="0"/>
+    </w:pPr>
+    <w:rPr>
+      <w:sz w:val="20"/>
+      <w:szCs w:val="20"/>
+    </w:rPr>
+  </w:style>
+  <w:style w:type="character" w:customStyle="1" w:styleId="af2">
+    <w:name w:val="頁尾 字元"/>
+    <w:basedOn w:val="a0"/>
+    <w:link w:val="af1"/>
+    <w:uiPriority w:val="99"/>
+    <w:rsid w:val="003908F5"/>
+    <w:rPr>
+      <w:sz w:val="20"/>
+      <w:szCs w:val="20"/>
+    </w:rPr>
+  </w:style>
 </w:styles>
 </file>
 

--- a/文件/比賽東西035.docx
+++ b/文件/比賽東西035.docx
@@ -83,13 +83,25 @@
     <w:p/>
     <w:p/>
     <w:p/>
+    <w:p/>
+    <w:p/>
+    <w:p/>
+    <w:p/>
+    <w:p/>
+    <w:p/>
+    <w:p/>
+    <w:p/>
+    <w:p/>
     <w:p>
       <w:pPr>
         <w:rPr>
           <w:rFonts w:hint="eastAsia"/>
         </w:rPr>
       </w:pPr>
-      <w:r>
+    </w:p>
+    <w:p>
+      <w:r>
+        <w:lastRenderedPageBreak/>
         <w:t xml:space="preserve">1.2 </w:t>
       </w:r>
       <w:r>
@@ -101,20 +113,19 @@
       <w:r>
         <w:t>）</w:t>
       </w:r>
-      <w:r>
-        <w:br/>
-      </w:r>
-      <w:r>
+    </w:p>
+    <w:p>
+      <w:pPr>
         <w:rPr>
           <w:rFonts w:hint="eastAsia"/>
-          <w:noProof/>
         </w:rPr>
-        <w:lastRenderedPageBreak/>
+      </w:pPr>
+      <w:r>
         <w:drawing>
-          <wp:inline distT="0" distB="0" distL="0" distR="0" wp14:anchorId="7772D93B" wp14:editId="514C38FD">
-            <wp:extent cx="5274310" cy="3515995"/>
-            <wp:effectExtent l="0" t="0" r="2540" b="8255"/>
-            <wp:docPr id="1576507432" name="圖片 1"/>
+          <wp:inline distT="0" distB="0" distL="0" distR="0" wp14:anchorId="4CF59356" wp14:editId="58426AF9">
+            <wp:extent cx="5274310" cy="3294380"/>
+            <wp:effectExtent l="0" t="0" r="2540" b="1270"/>
+            <wp:docPr id="104528447" name="圖片 1" descr="一張含有 文字, 圖表, 螢幕擷取畫面, 方案 的圖片&#10;&#10;AI 產生的內容可能不正確。"/>
             <wp:cNvGraphicFramePr>
               <a:graphicFrameLocks xmlns:a="http://schemas.openxmlformats.org/drawingml/2006/main" noChangeAspect="1"/>
             </wp:cNvGraphicFramePr>
@@ -122,11 +133,55 @@
               <a:graphicData uri="http://schemas.openxmlformats.org/drawingml/2006/picture">
                 <pic:pic xmlns:pic="http://schemas.openxmlformats.org/drawingml/2006/picture">
                   <pic:nvPicPr>
-                    <pic:cNvPr id="1576507432" name="圖片 1576507432"/>
+                    <pic:cNvPr id="104528447" name="圖片 1" descr="一張含有 文字, 圖表, 螢幕擷取畫面, 方案 的圖片&#10;&#10;AI 產生的內容可能不正確。"/>
                     <pic:cNvPicPr/>
                   </pic:nvPicPr>
                   <pic:blipFill>
                     <a:blip r:embed="rId7"/>
+                    <a:stretch>
+                      <a:fillRect/>
+                    </a:stretch>
+                  </pic:blipFill>
+                  <pic:spPr>
+                    <a:xfrm>
+                      <a:off x="0" y="0"/>
+                      <a:ext cx="5274310" cy="3294380"/>
+                    </a:xfrm>
+                    <a:prstGeom prst="rect">
+                      <a:avLst/>
+                    </a:prstGeom>
+                  </pic:spPr>
+                </pic:pic>
+              </a:graphicData>
+            </a:graphic>
+          </wp:inline>
+        </w:drawing>
+      </w:r>
+      <w:r>
+        <w:br/>
+      </w:r>
+      <w:r>
+        <w:rPr>
+          <w:rFonts w:hint="eastAsia"/>
+          <w:noProof/>
+        </w:rPr>
+        <w:drawing>
+          <wp:inline distT="0" distB="0" distL="0" distR="0" wp14:anchorId="7772D93B" wp14:editId="137BF193">
+            <wp:extent cx="5274310" cy="3515995"/>
+            <wp:effectExtent l="0" t="0" r="2540" b="8255"/>
+            <wp:docPr id="1576507432" name="圖片 1" descr="一張含有 文字 的圖片&#10;&#10;AI 產生的內容可能不正確。"/>
+            <wp:cNvGraphicFramePr>
+              <a:graphicFrameLocks xmlns:a="http://schemas.openxmlformats.org/drawingml/2006/main" noChangeAspect="1"/>
+            </wp:cNvGraphicFramePr>
+            <a:graphic xmlns:a="http://schemas.openxmlformats.org/drawingml/2006/main">
+              <a:graphicData uri="http://schemas.openxmlformats.org/drawingml/2006/picture">
+                <pic:pic xmlns:pic="http://schemas.openxmlformats.org/drawingml/2006/picture">
+                  <pic:nvPicPr>
+                    <pic:cNvPr id="1576507432" name="圖片 1" descr="一張含有 文字 的圖片&#10;&#10;AI 產生的內容可能不正確。"/>
+                    <pic:cNvPicPr/>
+                  </pic:nvPicPr>
+                  <pic:blipFill>
+                    <a:blip r:embed="rId8"/>
                     <a:stretch>
                       <a:fillRect/>
                     </a:stretch>

--- a/文件/比賽東西035.docx
+++ b/文件/比賽東西035.docx
@@ -92,13 +92,7 @@
     <w:p/>
     <w:p/>
     <w:p/>
-    <w:p>
-      <w:pPr>
-        <w:rPr>
-          <w:rFonts w:hint="eastAsia"/>
-        </w:rPr>
-      </w:pPr>
-    </w:p>
+    <w:p/>
     <w:p>
       <w:r>
         <w:lastRenderedPageBreak/>
@@ -117,14 +111,19 @@
     <w:p>
       <w:pPr>
         <w:rPr>
-          <w:rFonts w:hint="eastAsia"/>
+          <w:noProof/>
         </w:rPr>
       </w:pPr>
+    </w:p>
+    <w:p>
       <w:r>
+        <w:rPr>
+          <w:noProof/>
+        </w:rPr>
         <w:drawing>
-          <wp:inline distT="0" distB="0" distL="0" distR="0" wp14:anchorId="4CF59356" wp14:editId="58426AF9">
-            <wp:extent cx="5274310" cy="3294380"/>
-            <wp:effectExtent l="0" t="0" r="2540" b="1270"/>
+          <wp:inline distT="0" distB="0" distL="0" distR="0" wp14:anchorId="4CF59356" wp14:editId="44A02747">
+            <wp:extent cx="5287010" cy="2512612"/>
+            <wp:effectExtent l="0" t="0" r="0" b="2540"/>
             <wp:docPr id="104528447" name="圖片 1" descr="一張含有 文字, 圖表, 螢幕擷取畫面, 方案 的圖片&#10;&#10;AI 產生的內容可能不正確。"/>
             <wp:cNvGraphicFramePr>
               <a:graphicFrameLocks xmlns:a="http://schemas.openxmlformats.org/drawingml/2006/main" noChangeAspect="1"/>
@@ -136,20 +135,29 @@
                     <pic:cNvPr id="104528447" name="圖片 1" descr="一張含有 文字, 圖表, 螢幕擷取畫面, 方案 的圖片&#10;&#10;AI 產生的內容可能不正確。"/>
                     <pic:cNvPicPr/>
                   </pic:nvPicPr>
-                  <pic:blipFill>
+                  <pic:blipFill rotWithShape="1">
                     <a:blip r:embed="rId7"/>
+                    <a:srcRect t="13275" r="-253" b="10447"/>
                     <a:stretch>
                       <a:fillRect/>
                     </a:stretch>
                   </pic:blipFill>
-                  <pic:spPr>
+                  <pic:spPr bwMode="auto">
                     <a:xfrm>
                       <a:off x="0" y="0"/>
-                      <a:ext cx="5274310" cy="3294380"/>
+                      <a:ext cx="5287617" cy="2512900"/>
                     </a:xfrm>
                     <a:prstGeom prst="rect">
                       <a:avLst/>
                     </a:prstGeom>
+                    <a:ln>
+                      <a:noFill/>
+                    </a:ln>
+                    <a:extLst>
+                      <a:ext uri="{53640926-AAD7-44D8-BBD7-CCE9431645EC}">
+                        <a14:shadowObscured xmlns:a14="http://schemas.microsoft.com/office/drawing/2010/main"/>
+                      </a:ext>
+                    </a:extLst>
                   </pic:spPr>
                 </pic:pic>
               </a:graphicData>
@@ -160,47 +168,830 @@
       <w:r>
         <w:br/>
       </w:r>
+    </w:p>
+    <w:p>
+      <w:pPr>
+        <w:pStyle w:val="1"/>
+      </w:pPr>
+    </w:p>
+    <w:p>
+      <w:pPr>
+        <w:pStyle w:val="1"/>
+      </w:pPr>
       <w:r>
+        <w:t>4. Nonfunctional Requirement</w:t>
+      </w:r>
+    </w:p>
+    <w:p>
+      <w:pPr>
         <w:rPr>
           <w:rFonts w:hint="eastAsia"/>
-          <w:noProof/>
         </w:rPr>
-        <w:drawing>
-          <wp:inline distT="0" distB="0" distL="0" distR="0" wp14:anchorId="7772D93B" wp14:editId="137BF193">
-            <wp:extent cx="5274310" cy="3515995"/>
-            <wp:effectExtent l="0" t="0" r="2540" b="8255"/>
-            <wp:docPr id="1576507432" name="圖片 1" descr="一張含有 文字 的圖片&#10;&#10;AI 產生的內容可能不正確。"/>
-            <wp:cNvGraphicFramePr>
-              <a:graphicFrameLocks xmlns:a="http://schemas.openxmlformats.org/drawingml/2006/main" noChangeAspect="1"/>
-            </wp:cNvGraphicFramePr>
-            <a:graphic xmlns:a="http://schemas.openxmlformats.org/drawingml/2006/main">
-              <a:graphicData uri="http://schemas.openxmlformats.org/drawingml/2006/picture">
-                <pic:pic xmlns:pic="http://schemas.openxmlformats.org/drawingml/2006/picture">
-                  <pic:nvPicPr>
-                    <pic:cNvPr id="1576507432" name="圖片 1" descr="一張含有 文字 的圖片&#10;&#10;AI 產生的內容可能不正確。"/>
-                    <pic:cNvPicPr/>
-                  </pic:nvPicPr>
-                  <pic:blipFill>
-                    <a:blip r:embed="rId8"/>
-                    <a:stretch>
-                      <a:fillRect/>
-                    </a:stretch>
-                  </pic:blipFill>
-                  <pic:spPr>
-                    <a:xfrm>
-                      <a:off x="0" y="0"/>
-                      <a:ext cx="5274310" cy="3515995"/>
-                    </a:xfrm>
-                    <a:prstGeom prst="rect">
-                      <a:avLst/>
-                    </a:prstGeom>
-                  </pic:spPr>
-                </pic:pic>
-              </a:graphicData>
-            </a:graphic>
-          </wp:inline>
-        </w:drawing>
-      </w:r>
+      </w:pPr>
+    </w:p>
+    <w:tbl>
+      <w:tblPr>
+        <w:tblStyle w:val="af3"/>
+        <w:tblW w:w="0" w:type="auto"/>
+        <w:jc w:val="center"/>
+        <w:tblLook w:val="04A0" w:firstRow="1" w:lastRow="0" w:firstColumn="1" w:lastColumn="0" w:noHBand="0" w:noVBand="1"/>
+      </w:tblPr>
+      <w:tblGrid>
+        <w:gridCol w:w="2077"/>
+        <w:gridCol w:w="2056"/>
+        <w:gridCol w:w="2056"/>
+        <w:gridCol w:w="2107"/>
+      </w:tblGrid>
+      <w:tr>
+        <w:trPr>
+          <w:jc w:val="center"/>
+        </w:trPr>
+        <w:tc>
+          <w:tcPr>
+            <w:tcW w:w="2160" w:type="dxa"/>
+            <w:shd w:val="clear" w:color="auto" w:fill="D9E1F2"/>
+          </w:tcPr>
+          <w:p>
+            <w:pPr>
+              <w:spacing w:line="360" w:lineRule="exact"/>
+              <w:rPr>
+                <w:rFonts w:asciiTheme="minorEastAsia" w:hAnsiTheme="minorEastAsia"/>
+              </w:rPr>
+            </w:pPr>
+            <w:r>
+              <w:rPr>
+                <w:rFonts w:asciiTheme="minorEastAsia" w:hAnsiTheme="minorEastAsia"/>
+                <w:b/>
+              </w:rPr>
+              <w:t>編號</w:t>
+            </w:r>
+          </w:p>
+        </w:tc>
+        <w:tc>
+          <w:tcPr>
+            <w:tcW w:w="2160" w:type="dxa"/>
+            <w:shd w:val="clear" w:color="auto" w:fill="D9E1F2"/>
+          </w:tcPr>
+          <w:p>
+            <w:pPr>
+              <w:spacing w:line="360" w:lineRule="exact"/>
+              <w:rPr>
+                <w:rFonts w:asciiTheme="minorEastAsia" w:hAnsiTheme="minorEastAsia"/>
+              </w:rPr>
+            </w:pPr>
+            <w:r>
+              <w:rPr>
+                <w:rFonts w:asciiTheme="minorEastAsia" w:hAnsiTheme="minorEastAsia"/>
+                <w:b/>
+              </w:rPr>
+              <w:t>類別</w:t>
+            </w:r>
+          </w:p>
+        </w:tc>
+        <w:tc>
+          <w:tcPr>
+            <w:tcW w:w="2160" w:type="dxa"/>
+            <w:shd w:val="clear" w:color="auto" w:fill="D9E1F2"/>
+          </w:tcPr>
+          <w:p>
+            <w:pPr>
+              <w:spacing w:line="360" w:lineRule="exact"/>
+              <w:rPr>
+                <w:rFonts w:asciiTheme="minorEastAsia" w:hAnsiTheme="minorEastAsia"/>
+              </w:rPr>
+            </w:pPr>
+            <w:r>
+              <w:rPr>
+                <w:rFonts w:asciiTheme="minorEastAsia" w:hAnsiTheme="minorEastAsia"/>
+                <w:b/>
+              </w:rPr>
+              <w:t>名稱</w:t>
+            </w:r>
+          </w:p>
+        </w:tc>
+        <w:tc>
+          <w:tcPr>
+            <w:tcW w:w="2160" w:type="dxa"/>
+            <w:shd w:val="clear" w:color="auto" w:fill="D9E1F2"/>
+          </w:tcPr>
+          <w:p>
+            <w:pPr>
+              <w:spacing w:line="360" w:lineRule="exact"/>
+              <w:rPr>
+                <w:rFonts w:asciiTheme="minorEastAsia" w:hAnsiTheme="minorEastAsia"/>
+              </w:rPr>
+            </w:pPr>
+            <w:r>
+              <w:rPr>
+                <w:rFonts w:asciiTheme="minorEastAsia" w:hAnsiTheme="minorEastAsia"/>
+                <w:b/>
+              </w:rPr>
+              <w:t>敘述</w:t>
+            </w:r>
+          </w:p>
+        </w:tc>
+      </w:tr>
+      <w:tr>
+        <w:trPr>
+          <w:jc w:val="center"/>
+        </w:trPr>
+        <w:tc>
+          <w:tcPr>
+            <w:tcW w:w="2160" w:type="dxa"/>
+            <w:shd w:val="clear" w:color="auto" w:fill="D9E1F2"/>
+          </w:tcPr>
+          <w:p>
+            <w:pPr>
+              <w:spacing w:line="360" w:lineRule="exact"/>
+            </w:pPr>
+            <w:r>
+              <w:rPr>
+                <w:rFonts w:ascii="微軟正黑體" w:eastAsia="微軟正黑體" w:hAnsi="微軟正黑體"/>
+              </w:rPr>
+              <w:t>N</w:t>
+            </w:r>
+            <w:r>
+              <w:rPr>
+                <w:rFonts w:ascii="微軟正黑體" w:eastAsia="微軟正黑體" w:hAnsi="微軟正黑體" w:hint="eastAsia"/>
+                <w:lang w:eastAsia="zh-TW"/>
+              </w:rPr>
+              <w:t>FR</w:t>
+            </w:r>
+            <w:r>
+              <w:rPr>
+                <w:rFonts w:ascii="微軟正黑體" w:eastAsia="微軟正黑體" w:hAnsi="微軟正黑體"/>
+              </w:rPr>
+              <w:t>1</w:t>
+            </w:r>
+          </w:p>
+        </w:tc>
+        <w:tc>
+          <w:tcPr>
+            <w:tcW w:w="2160" w:type="dxa"/>
+          </w:tcPr>
+          <w:p>
+            <w:pPr>
+              <w:spacing w:line="360" w:lineRule="exact"/>
+            </w:pPr>
+            <w:r>
+              <w:rPr>
+                <w:rFonts w:ascii="微軟正黑體" w:eastAsia="微軟正黑體" w:hAnsi="微軟正黑體"/>
+              </w:rPr>
+              <w:t>性能需求</w:t>
+            </w:r>
+          </w:p>
+        </w:tc>
+        <w:tc>
+          <w:tcPr>
+            <w:tcW w:w="2160" w:type="dxa"/>
+          </w:tcPr>
+          <w:p>
+            <w:pPr>
+              <w:spacing w:line="360" w:lineRule="exact"/>
+            </w:pPr>
+            <w:r>
+              <w:rPr>
+                <w:rFonts w:ascii="微軟正黑體" w:eastAsia="微軟正黑體" w:hAnsi="微軟正黑體"/>
+              </w:rPr>
+              <w:t>系統反應時間</w:t>
+            </w:r>
+          </w:p>
+        </w:tc>
+        <w:tc>
+          <w:tcPr>
+            <w:tcW w:w="2160" w:type="dxa"/>
+          </w:tcPr>
+          <w:p>
+            <w:pPr>
+              <w:spacing w:line="360" w:lineRule="exact"/>
+              <w:rPr>
+                <w:lang w:eastAsia="zh-TW"/>
+              </w:rPr>
+            </w:pPr>
+            <w:r>
+              <w:rPr>
+                <w:rFonts w:ascii="微軟正黑體" w:eastAsia="微軟正黑體" w:hAnsi="微軟正黑體"/>
+                <w:lang w:eastAsia="zh-TW"/>
+              </w:rPr>
+              <w:t>系統對用戶請求的平均反應時間應小於 3 秒。</w:t>
+            </w:r>
+          </w:p>
+        </w:tc>
+      </w:tr>
+      <w:tr>
+        <w:trPr>
+          <w:jc w:val="center"/>
+        </w:trPr>
+        <w:tc>
+          <w:tcPr>
+            <w:tcW w:w="2160" w:type="dxa"/>
+            <w:shd w:val="clear" w:color="auto" w:fill="D9E1F2"/>
+          </w:tcPr>
+          <w:p>
+            <w:pPr>
+              <w:spacing w:line="360" w:lineRule="exact"/>
+            </w:pPr>
+            <w:r>
+              <w:rPr>
+                <w:rFonts w:ascii="微軟正黑體" w:eastAsia="微軟正黑體" w:hAnsi="微軟正黑體"/>
+              </w:rPr>
+              <w:t>N</w:t>
+            </w:r>
+            <w:r>
+              <w:rPr>
+                <w:rFonts w:ascii="微軟正黑體" w:eastAsia="微軟正黑體" w:hAnsi="微軟正黑體" w:hint="eastAsia"/>
+                <w:lang w:eastAsia="zh-TW"/>
+              </w:rPr>
+              <w:t>FR</w:t>
+            </w:r>
+            <w:r>
+              <w:rPr>
+                <w:rFonts w:ascii="微軟正黑體" w:eastAsia="微軟正黑體" w:hAnsi="微軟正黑體"/>
+              </w:rPr>
+              <w:t>2</w:t>
+            </w:r>
+          </w:p>
+        </w:tc>
+        <w:tc>
+          <w:tcPr>
+            <w:tcW w:w="2160" w:type="dxa"/>
+          </w:tcPr>
+          <w:p>
+            <w:pPr>
+              <w:spacing w:line="360" w:lineRule="exact"/>
+            </w:pPr>
+            <w:r>
+              <w:rPr>
+                <w:rFonts w:ascii="微軟正黑體" w:eastAsia="微軟正黑體" w:hAnsi="微軟正黑體"/>
+              </w:rPr>
+              <w:t>可用性需求</w:t>
+            </w:r>
+          </w:p>
+        </w:tc>
+        <w:tc>
+          <w:tcPr>
+            <w:tcW w:w="2160" w:type="dxa"/>
+          </w:tcPr>
+          <w:p>
+            <w:pPr>
+              <w:spacing w:line="360" w:lineRule="exact"/>
+            </w:pPr>
+            <w:r>
+              <w:rPr>
+                <w:rFonts w:ascii="微軟正黑體" w:eastAsia="微軟正黑體" w:hAnsi="微軟正黑體"/>
+              </w:rPr>
+              <w:t>系統可用時間</w:t>
+            </w:r>
+          </w:p>
+        </w:tc>
+        <w:tc>
+          <w:tcPr>
+            <w:tcW w:w="2160" w:type="dxa"/>
+          </w:tcPr>
+          <w:p>
+            <w:pPr>
+              <w:spacing w:line="360" w:lineRule="exact"/>
+              <w:rPr>
+                <w:lang w:eastAsia="zh-TW"/>
+              </w:rPr>
+            </w:pPr>
+            <w:r>
+              <w:rPr>
+                <w:rFonts w:ascii="微軟正黑體" w:eastAsia="微軟正黑體" w:hAnsi="微軟正黑體"/>
+                <w:lang w:eastAsia="zh-TW"/>
+              </w:rPr>
+              <w:t>系統全年可用率需達到 99%，每月維護時間不超過 4 小時。</w:t>
+            </w:r>
+          </w:p>
+        </w:tc>
+      </w:tr>
+      <w:tr>
+        <w:trPr>
+          <w:jc w:val="center"/>
+        </w:trPr>
+        <w:tc>
+          <w:tcPr>
+            <w:tcW w:w="2160" w:type="dxa"/>
+            <w:shd w:val="clear" w:color="auto" w:fill="D9E1F2"/>
+          </w:tcPr>
+          <w:p>
+            <w:pPr>
+              <w:spacing w:line="360" w:lineRule="exact"/>
+            </w:pPr>
+            <w:r>
+              <w:rPr>
+                <w:rFonts w:ascii="微軟正黑體" w:eastAsia="微軟正黑體" w:hAnsi="微軟正黑體"/>
+              </w:rPr>
+              <w:t>N</w:t>
+            </w:r>
+            <w:r>
+              <w:rPr>
+                <w:rFonts w:ascii="微軟正黑體" w:eastAsia="微軟正黑體" w:hAnsi="微軟正黑體" w:hint="eastAsia"/>
+                <w:lang w:eastAsia="zh-TW"/>
+              </w:rPr>
+              <w:t>FR</w:t>
+            </w:r>
+            <w:r>
+              <w:rPr>
+                <w:rFonts w:ascii="微軟正黑體" w:eastAsia="微軟正黑體" w:hAnsi="微軟正黑體"/>
+              </w:rPr>
+              <w:t>3</w:t>
+            </w:r>
+          </w:p>
+        </w:tc>
+        <w:tc>
+          <w:tcPr>
+            <w:tcW w:w="2160" w:type="dxa"/>
+          </w:tcPr>
+          <w:p>
+            <w:pPr>
+              <w:spacing w:line="360" w:lineRule="exact"/>
+            </w:pPr>
+            <w:r>
+              <w:rPr>
+                <w:rFonts w:ascii="微軟正黑體" w:eastAsia="微軟正黑體" w:hAnsi="微軟正黑體"/>
+              </w:rPr>
+              <w:t>可維護性</w:t>
+            </w:r>
+          </w:p>
+        </w:tc>
+        <w:tc>
+          <w:tcPr>
+            <w:tcW w:w="2160" w:type="dxa"/>
+          </w:tcPr>
+          <w:p>
+            <w:pPr>
+              <w:spacing w:line="360" w:lineRule="exact"/>
+            </w:pPr>
+            <w:r>
+              <w:rPr>
+                <w:rFonts w:ascii="微軟正黑體" w:eastAsia="微軟正黑體" w:hAnsi="微軟正黑體"/>
+              </w:rPr>
+              <w:t>系統維護性</w:t>
+            </w:r>
+          </w:p>
+        </w:tc>
+        <w:tc>
+          <w:tcPr>
+            <w:tcW w:w="2160" w:type="dxa"/>
+          </w:tcPr>
+          <w:p>
+            <w:pPr>
+              <w:spacing w:line="360" w:lineRule="exact"/>
+              <w:rPr>
+                <w:lang w:eastAsia="zh-TW"/>
+              </w:rPr>
+            </w:pPr>
+            <w:r>
+              <w:rPr>
+                <w:rFonts w:ascii="微軟正黑體" w:eastAsia="微軟正黑體" w:hAnsi="微軟正黑體"/>
+                <w:lang w:eastAsia="zh-TW"/>
+              </w:rPr>
+              <w:t>系統應有良好的程式註解及文件，方便開發者後續維護，錯誤修復時間不超過 24 小時。</w:t>
+            </w:r>
+          </w:p>
+        </w:tc>
+      </w:tr>
+      <w:tr>
+        <w:trPr>
+          <w:jc w:val="center"/>
+        </w:trPr>
+        <w:tc>
+          <w:tcPr>
+            <w:tcW w:w="2160" w:type="dxa"/>
+            <w:shd w:val="clear" w:color="auto" w:fill="D9E1F2"/>
+          </w:tcPr>
+          <w:p>
+            <w:pPr>
+              <w:spacing w:line="360" w:lineRule="exact"/>
+            </w:pPr>
+            <w:r>
+              <w:rPr>
+                <w:rFonts w:ascii="微軟正黑體" w:eastAsia="微軟正黑體" w:hAnsi="微軟正黑體"/>
+              </w:rPr>
+              <w:t>N</w:t>
+            </w:r>
+            <w:r>
+              <w:rPr>
+                <w:rFonts w:ascii="微軟正黑體" w:eastAsia="微軟正黑體" w:hAnsi="微軟正黑體" w:hint="eastAsia"/>
+                <w:lang w:eastAsia="zh-TW"/>
+              </w:rPr>
+              <w:t>FR</w:t>
+            </w:r>
+            <w:r>
+              <w:rPr>
+                <w:rFonts w:ascii="微軟正黑體" w:eastAsia="微軟正黑體" w:hAnsi="微軟正黑體"/>
+              </w:rPr>
+              <w:t>4</w:t>
+            </w:r>
+          </w:p>
+        </w:tc>
+        <w:tc>
+          <w:tcPr>
+            <w:tcW w:w="2160" w:type="dxa"/>
+          </w:tcPr>
+          <w:p>
+            <w:pPr>
+              <w:spacing w:line="360" w:lineRule="exact"/>
+            </w:pPr>
+            <w:r>
+              <w:rPr>
+                <w:rFonts w:ascii="微軟正黑體" w:eastAsia="微軟正黑體" w:hAnsi="微軟正黑體"/>
+              </w:rPr>
+              <w:t>資訊安全</w:t>
+            </w:r>
+          </w:p>
+        </w:tc>
+        <w:tc>
+          <w:tcPr>
+            <w:tcW w:w="2160" w:type="dxa"/>
+          </w:tcPr>
+          <w:p>
+            <w:pPr>
+              <w:spacing w:line="360" w:lineRule="exact"/>
+              <w:rPr>
+                <w:rFonts w:ascii="微軟正黑體" w:eastAsia="微軟正黑體" w:hAnsi="微軟正黑體"/>
+                <w:vanish/>
+              </w:rPr>
+            </w:pPr>
+          </w:p>
+          <w:tbl>
+            <w:tblPr>
+              <w:tblW w:w="0" w:type="auto"/>
+              <w:tblCellSpacing w:w="15" w:type="dxa"/>
+              <w:tblCellMar>
+                <w:top w:w="15" w:type="dxa"/>
+                <w:left w:w="15" w:type="dxa"/>
+                <w:bottom w:w="15" w:type="dxa"/>
+                <w:right w:w="15" w:type="dxa"/>
+              </w:tblCellMar>
+              <w:tblLook w:val="04A0" w:firstRow="1" w:lastRow="0" w:firstColumn="1" w:lastColumn="0" w:noHBand="0" w:noVBand="1"/>
+            </w:tblPr>
+            <w:tblGrid>
+              <w:gridCol w:w="96"/>
+            </w:tblGrid>
+            <w:tr>
+              <w:trPr>
+                <w:tblCellSpacing w:w="15" w:type="dxa"/>
+              </w:trPr>
+              <w:tc>
+                <w:tcPr>
+                  <w:tcW w:w="0" w:type="auto"/>
+                  <w:vAlign w:val="center"/>
+                  <w:hideMark/>
+                </w:tcPr>
+                <w:p>
+                  <w:pPr>
+                    <w:spacing w:after="0" w:line="360" w:lineRule="exact"/>
+                    <w:rPr>
+                      <w:rFonts w:ascii="微軟正黑體" w:eastAsia="微軟正黑體" w:hAnsi="微軟正黑體"/>
+                      <w:kern w:val="0"/>
+                      <w:sz w:val="22"/>
+                      <w:szCs w:val="22"/>
+                      <w:lang w:eastAsia="en-US"/>
+                      <w14:ligatures w14:val="none"/>
+                    </w:rPr>
+                  </w:pPr>
+                </w:p>
+              </w:tc>
+            </w:tr>
+          </w:tbl>
+          <w:p>
+            <w:pPr>
+              <w:spacing w:line="360" w:lineRule="exact"/>
+              <w:rPr>
+                <w:rFonts w:ascii="微軟正黑體" w:eastAsia="微軟正黑體" w:hAnsi="微軟正黑體"/>
+              </w:rPr>
+            </w:pPr>
+            <w:r>
+              <w:rPr>
+                <w:rFonts w:ascii="微軟正黑體" w:eastAsia="微軟正黑體" w:hAnsi="微軟正黑體"/>
+              </w:rPr>
+              <w:t>資料加密與傳輸</w:t>
+            </w:r>
+          </w:p>
+          <w:p>
+            <w:pPr>
+              <w:spacing w:line="360" w:lineRule="exact"/>
+            </w:pPr>
+          </w:p>
+        </w:tc>
+        <w:tc>
+          <w:tcPr>
+            <w:tcW w:w="2160" w:type="dxa"/>
+          </w:tcPr>
+          <w:p>
+            <w:pPr>
+              <w:spacing w:line="360" w:lineRule="exact"/>
+              <w:rPr>
+                <w:lang w:eastAsia="zh-TW"/>
+              </w:rPr>
+            </w:pPr>
+            <w:r>
+              <w:rPr>
+                <w:rFonts w:ascii="微軟正黑體" w:eastAsia="微軟正黑體" w:hAnsi="微軟正黑體"/>
+                <w:lang w:eastAsia="zh-TW"/>
+              </w:rPr>
+              <w:lastRenderedPageBreak/>
+              <w:t>用戶</w:t>
+            </w:r>
+            <w:proofErr w:type="gramStart"/>
+            <w:r>
+              <w:rPr>
+                <w:rFonts w:ascii="微軟正黑體" w:eastAsia="微軟正黑體" w:hAnsi="微軟正黑體"/>
+                <w:lang w:eastAsia="zh-TW"/>
+              </w:rPr>
+              <w:t>個</w:t>
+            </w:r>
+            <w:proofErr w:type="gramEnd"/>
+            <w:r>
+              <w:rPr>
+                <w:rFonts w:ascii="微軟正黑體" w:eastAsia="微軟正黑體" w:hAnsi="微軟正黑體"/>
+                <w:lang w:eastAsia="zh-TW"/>
+              </w:rPr>
+              <w:t>資及求助訊</w:t>
+            </w:r>
+            <w:r>
+              <w:rPr>
+                <w:rFonts w:ascii="微軟正黑體" w:eastAsia="微軟正黑體" w:hAnsi="微軟正黑體"/>
+                <w:lang w:eastAsia="zh-TW"/>
+              </w:rPr>
+              <w:lastRenderedPageBreak/>
+              <w:t>息需加密儲存與傳輸，並遵循個資保護法規範。</w:t>
+            </w:r>
+          </w:p>
+        </w:tc>
+      </w:tr>
+      <w:tr>
+        <w:trPr>
+          <w:jc w:val="center"/>
+        </w:trPr>
+        <w:tc>
+          <w:tcPr>
+            <w:tcW w:w="2160" w:type="dxa"/>
+            <w:shd w:val="clear" w:color="auto" w:fill="D9E1F2"/>
+          </w:tcPr>
+          <w:p>
+            <w:pPr>
+              <w:spacing w:line="360" w:lineRule="exact"/>
+            </w:pPr>
+            <w:r>
+              <w:rPr>
+                <w:rFonts w:ascii="微軟正黑體" w:eastAsia="微軟正黑體" w:hAnsi="微軟正黑體"/>
+              </w:rPr>
+              <w:lastRenderedPageBreak/>
+              <w:t>N</w:t>
+            </w:r>
+            <w:r>
+              <w:rPr>
+                <w:rFonts w:ascii="微軟正黑體" w:eastAsia="微軟正黑體" w:hAnsi="微軟正黑體" w:hint="eastAsia"/>
+                <w:lang w:eastAsia="zh-TW"/>
+              </w:rPr>
+              <w:t>FR</w:t>
+            </w:r>
+            <w:r>
+              <w:rPr>
+                <w:rFonts w:ascii="微軟正黑體" w:eastAsia="微軟正黑體" w:hAnsi="微軟正黑體"/>
+              </w:rPr>
+              <w:t>5</w:t>
+            </w:r>
+          </w:p>
+        </w:tc>
+        <w:tc>
+          <w:tcPr>
+            <w:tcW w:w="2160" w:type="dxa"/>
+          </w:tcPr>
+          <w:p>
+            <w:pPr>
+              <w:spacing w:line="360" w:lineRule="exact"/>
+            </w:pPr>
+            <w:r>
+              <w:rPr>
+                <w:rFonts w:ascii="微軟正黑體" w:eastAsia="微軟正黑體" w:hAnsi="微軟正黑體"/>
+              </w:rPr>
+              <w:t>權限管理</w:t>
+            </w:r>
+          </w:p>
+        </w:tc>
+        <w:tc>
+          <w:tcPr>
+            <w:tcW w:w="2160" w:type="dxa"/>
+          </w:tcPr>
+          <w:p>
+            <w:pPr>
+              <w:spacing w:line="360" w:lineRule="exact"/>
+            </w:pPr>
+            <w:r>
+              <w:rPr>
+                <w:rFonts w:ascii="微軟正黑體" w:eastAsia="微軟正黑體" w:hAnsi="微軟正黑體"/>
+              </w:rPr>
+              <w:t>角色權限控管</w:t>
+            </w:r>
+          </w:p>
+        </w:tc>
+        <w:tc>
+          <w:tcPr>
+            <w:tcW w:w="2160" w:type="dxa"/>
+          </w:tcPr>
+          <w:p>
+            <w:pPr>
+              <w:spacing w:line="360" w:lineRule="exact"/>
+              <w:rPr>
+                <w:lang w:eastAsia="zh-TW"/>
+              </w:rPr>
+            </w:pPr>
+            <w:r>
+              <w:rPr>
+                <w:rFonts w:ascii="微軟正黑體" w:eastAsia="微軟正黑體" w:hAnsi="微軟正黑體"/>
+                <w:lang w:eastAsia="zh-TW"/>
+              </w:rPr>
+              <w:t>不同角色（用戶、管理員）需有清楚的權限分級，避免未授權存取或操作。</w:t>
+            </w:r>
+          </w:p>
+        </w:tc>
+      </w:tr>
+      <w:tr>
+        <w:trPr>
+          <w:jc w:val="center"/>
+        </w:trPr>
+        <w:tc>
+          <w:tcPr>
+            <w:tcW w:w="2160" w:type="dxa"/>
+            <w:shd w:val="clear" w:color="auto" w:fill="D9E1F2"/>
+          </w:tcPr>
+          <w:p>
+            <w:pPr>
+              <w:spacing w:line="360" w:lineRule="exact"/>
+            </w:pPr>
+            <w:r>
+              <w:rPr>
+                <w:rFonts w:ascii="微軟正黑體" w:eastAsia="微軟正黑體" w:hAnsi="微軟正黑體"/>
+              </w:rPr>
+              <w:t>N</w:t>
+            </w:r>
+            <w:r>
+              <w:rPr>
+                <w:rFonts w:ascii="微軟正黑體" w:eastAsia="微軟正黑體" w:hAnsi="微軟正黑體" w:hint="eastAsia"/>
+                <w:lang w:eastAsia="zh-TW"/>
+              </w:rPr>
+              <w:t>FR</w:t>
+            </w:r>
+            <w:r>
+              <w:rPr>
+                <w:rFonts w:ascii="微軟正黑體" w:eastAsia="微軟正黑體" w:hAnsi="微軟正黑體"/>
+              </w:rPr>
+              <w:t>6</w:t>
+            </w:r>
+          </w:p>
+        </w:tc>
+        <w:tc>
+          <w:tcPr>
+            <w:tcW w:w="2160" w:type="dxa"/>
+          </w:tcPr>
+          <w:p>
+            <w:pPr>
+              <w:spacing w:line="360" w:lineRule="exact"/>
+            </w:pPr>
+            <w:r>
+              <w:rPr>
+                <w:rFonts w:ascii="微軟正黑體" w:eastAsia="微軟正黑體" w:hAnsi="微軟正黑體"/>
+              </w:rPr>
+              <w:t>相容性需求</w:t>
+            </w:r>
+          </w:p>
+        </w:tc>
+        <w:tc>
+          <w:tcPr>
+            <w:tcW w:w="2160" w:type="dxa"/>
+          </w:tcPr>
+          <w:p>
+            <w:pPr>
+              <w:spacing w:line="360" w:lineRule="exact"/>
+            </w:pPr>
+            <w:r>
+              <w:rPr>
+                <w:rFonts w:ascii="微軟正黑體" w:eastAsia="微軟正黑體" w:hAnsi="微軟正黑體"/>
+              </w:rPr>
+              <w:t>多裝置支援</w:t>
+            </w:r>
+          </w:p>
+        </w:tc>
+        <w:tc>
+          <w:tcPr>
+            <w:tcW w:w="2160" w:type="dxa"/>
+          </w:tcPr>
+          <w:p>
+            <w:pPr>
+              <w:spacing w:line="360" w:lineRule="exact"/>
+              <w:rPr>
+                <w:lang w:eastAsia="zh-TW"/>
+              </w:rPr>
+            </w:pPr>
+            <w:r>
+              <w:rPr>
+                <w:rFonts w:ascii="微軟正黑體" w:eastAsia="微軟正黑體" w:hAnsi="微軟正黑體"/>
+                <w:lang w:eastAsia="zh-TW"/>
+              </w:rPr>
+              <w:t>系統需支援行動裝置（iOS、Android）及桌面裝置瀏覽器使用。</w:t>
+            </w:r>
+          </w:p>
+        </w:tc>
+      </w:tr>
+      <w:tr>
+        <w:trPr>
+          <w:jc w:val="center"/>
+        </w:trPr>
+        <w:tc>
+          <w:tcPr>
+            <w:tcW w:w="2160" w:type="dxa"/>
+            <w:shd w:val="clear" w:color="auto" w:fill="D9E1F2"/>
+          </w:tcPr>
+          <w:p>
+            <w:pPr>
+              <w:spacing w:line="360" w:lineRule="exact"/>
+            </w:pPr>
+            <w:r>
+              <w:rPr>
+                <w:rFonts w:ascii="微軟正黑體" w:eastAsia="微軟正黑體" w:hAnsi="微軟正黑體"/>
+              </w:rPr>
+              <w:t>N</w:t>
+            </w:r>
+            <w:r>
+              <w:rPr>
+                <w:rFonts w:ascii="微軟正黑體" w:eastAsia="微軟正黑體" w:hAnsi="微軟正黑體" w:hint="eastAsia"/>
+                <w:lang w:eastAsia="zh-TW"/>
+              </w:rPr>
+              <w:t>FR</w:t>
+            </w:r>
+            <w:r>
+              <w:rPr>
+                <w:rFonts w:ascii="微軟正黑體" w:eastAsia="微軟正黑體" w:hAnsi="微軟正黑體"/>
+              </w:rPr>
+              <w:t>7</w:t>
+            </w:r>
+          </w:p>
+        </w:tc>
+        <w:tc>
+          <w:tcPr>
+            <w:tcW w:w="2160" w:type="dxa"/>
+          </w:tcPr>
+          <w:p>
+            <w:pPr>
+              <w:spacing w:line="360" w:lineRule="exact"/>
+            </w:pPr>
+            <w:r>
+              <w:rPr>
+                <w:rFonts w:ascii="微軟正黑體" w:eastAsia="微軟正黑體" w:hAnsi="微軟正黑體"/>
+              </w:rPr>
+              <w:t>可用性需求</w:t>
+            </w:r>
+          </w:p>
+        </w:tc>
+        <w:tc>
+          <w:tcPr>
+            <w:tcW w:w="2160" w:type="dxa"/>
+          </w:tcPr>
+          <w:p>
+            <w:pPr>
+              <w:spacing w:line="360" w:lineRule="exact"/>
+            </w:pPr>
+            <w:r>
+              <w:rPr>
+                <w:rFonts w:ascii="微軟正黑體" w:eastAsia="微軟正黑體" w:hAnsi="微軟正黑體"/>
+              </w:rPr>
+              <w:t>錯誤回報</w:t>
+            </w:r>
+          </w:p>
+        </w:tc>
+        <w:tc>
+          <w:tcPr>
+            <w:tcW w:w="2160" w:type="dxa"/>
+          </w:tcPr>
+          <w:p>
+            <w:pPr>
+              <w:spacing w:line="360" w:lineRule="exact"/>
+              <w:rPr>
+                <w:lang w:eastAsia="zh-TW"/>
+              </w:rPr>
+            </w:pPr>
+            <w:r>
+              <w:rPr>
+                <w:rFonts w:ascii="微軟正黑體" w:eastAsia="微軟正黑體" w:hAnsi="微軟正黑體"/>
+                <w:lang w:eastAsia="zh-TW"/>
+              </w:rPr>
+              <w:t>系統發生異常時，應提供錯誤提示並記錄 log，方便追蹤與修復。</w:t>
+            </w:r>
+          </w:p>
+        </w:tc>
+      </w:tr>
+    </w:tbl>
+    <w:p/>
+    <w:p>
+      <w:pPr>
+        <w:rPr>
+          <w:rFonts w:hint="eastAsia"/>
+        </w:rPr>
+      </w:pPr>
     </w:p>
     <w:sectPr>
       <w:pgSz w:w="11906" w:h="16838"/>
@@ -1049,7 +1840,7 @@
     <w:lsdException w:name="Table Web 2" w:semiHidden="1" w:unhideWhenUsed="1"/>
     <w:lsdException w:name="Table Web 3" w:semiHidden="1" w:unhideWhenUsed="1"/>
     <w:lsdException w:name="Balloon Text" w:semiHidden="1" w:unhideWhenUsed="1"/>
-    <w:lsdException w:name="Table Grid" w:uiPriority="39"/>
+    <w:lsdException w:name="Table Grid" w:uiPriority="59"/>
     <w:lsdException w:name="Table Theme" w:semiHidden="1" w:unhideWhenUsed="1"/>
     <w:lsdException w:name="Placeholder Text" w:semiHidden="1"/>
     <w:lsdException w:name="No Spacing" w:uiPriority="1" w:qFormat="1"/>
@@ -1875,6 +2666,32 @@
       <w:sz w:val="20"/>
       <w:szCs w:val="20"/>
     </w:rPr>
+  </w:style>
+  <w:style w:type="table" w:styleId="af3">
+    <w:name w:val="Table Grid"/>
+    <w:basedOn w:val="a1"/>
+    <w:uiPriority w:val="59"/>
+    <w:rsid w:val="00D10432"/>
+    <w:pPr>
+      <w:spacing w:after="0" w:line="240" w:lineRule="auto"/>
+    </w:pPr>
+    <w:rPr>
+      <w:kern w:val="0"/>
+      <w:sz w:val="22"/>
+      <w:szCs w:val="22"/>
+      <w:lang w:eastAsia="en-US"/>
+      <w14:ligatures w14:val="none"/>
+    </w:rPr>
+    <w:tblPr>
+      <w:tblBorders>
+        <w:top w:val="single" w:sz="4" w:space="0" w:color="auto"/>
+        <w:left w:val="single" w:sz="4" w:space="0" w:color="auto"/>
+        <w:bottom w:val="single" w:sz="4" w:space="0" w:color="auto"/>
+        <w:right w:val="single" w:sz="4" w:space="0" w:color="auto"/>
+        <w:insideH w:val="single" w:sz="4" w:space="0" w:color="auto"/>
+        <w:insideV w:val="single" w:sz="4" w:space="0" w:color="auto"/>
+      </w:tblBorders>
+    </w:tblPr>
   </w:style>
 </w:styles>
 </file>

--- a/文件/比賽東西035.docx
+++ b/文件/比賽東西035.docx
@@ -171,51 +171,62 @@
     </w:p>
     <w:p>
       <w:pPr>
-        <w:pStyle w:val="1"/>
-      </w:pPr>
-    </w:p>
-    <w:p>
-      <w:pPr>
-        <w:pStyle w:val="1"/>
-      </w:pPr>
-      <w:r>
-        <w:t>4. Nonfunctional Requirement</w:t>
-      </w:r>
-    </w:p>
-    <w:p>
-      <w:pPr>
+        <w:widowControl/>
         <w:rPr>
           <w:rFonts w:hint="eastAsia"/>
         </w:rPr>
       </w:pPr>
+      <w:r>
+        <w:br w:type="page"/>
+      </w:r>
     </w:p>
     <w:tbl>
       <w:tblPr>
-        <w:tblStyle w:val="af3"/>
-        <w:tblW w:w="0" w:type="auto"/>
-        <w:jc w:val="center"/>
+        <w:tblpPr w:leftFromText="180" w:rightFromText="180" w:bottomFromText="160" w:vertAnchor="text" w:horzAnchor="page" w:tblpX="1707" w:tblpY="1009"/>
+        <w:tblOverlap w:val="never"/>
+        <w:tblW w:w="8296" w:type="dxa"/>
+        <w:tblBorders>
+          <w:top w:val="single" w:sz="8" w:space="0" w:color="4F81BC"/>
+          <w:left w:val="single" w:sz="8" w:space="0" w:color="4F81BC"/>
+          <w:bottom w:val="single" w:sz="8" w:space="0" w:color="4F81BC"/>
+          <w:right w:val="single" w:sz="8" w:space="0" w:color="4F81BC"/>
+          <w:insideH w:val="single" w:sz="8" w:space="0" w:color="4F81BC"/>
+          <w:insideV w:val="single" w:sz="8" w:space="0" w:color="4F81BC"/>
+        </w:tblBorders>
+        <w:tblLayout w:type="fixed"/>
+        <w:tblCellMar>
+          <w:left w:w="0" w:type="dxa"/>
+          <w:right w:w="0" w:type="dxa"/>
+        </w:tblCellMar>
         <w:tblLook w:val="04A0" w:firstRow="1" w:lastRow="0" w:firstColumn="1" w:lastColumn="0" w:noHBand="0" w:noVBand="1"/>
       </w:tblPr>
       <w:tblGrid>
-        <w:gridCol w:w="2077"/>
-        <w:gridCol w:w="2056"/>
-        <w:gridCol w:w="2056"/>
-        <w:gridCol w:w="2107"/>
+        <w:gridCol w:w="732"/>
+        <w:gridCol w:w="1380"/>
+        <w:gridCol w:w="1860"/>
+        <w:gridCol w:w="4324"/>
       </w:tblGrid>
       <w:tr>
         <w:trPr>
-          <w:jc w:val="center"/>
+          <w:trHeight w:val="359"/>
         </w:trPr>
         <w:tc>
           <w:tcPr>
-            <w:tcW w:w="2160" w:type="dxa"/>
-            <w:shd w:val="clear" w:color="auto" w:fill="D9E1F2"/>
+            <w:tcW w:w="732" w:type="dxa"/>
+            <w:tcBorders>
+              <w:top w:val="single" w:sz="8" w:space="0" w:color="4F81BC"/>
+              <w:left w:val="single" w:sz="8" w:space="0" w:color="4F81BC"/>
+              <w:bottom w:val="single" w:sz="18" w:space="0" w:color="4F81BC"/>
+              <w:right w:val="single" w:sz="8" w:space="0" w:color="4F81BC"/>
+            </w:tcBorders>
+            <w:hideMark/>
           </w:tcPr>
           <w:p>
             <w:pPr>
-              <w:spacing w:line="360" w:lineRule="exact"/>
-              <w:rPr>
-                <w:rFonts w:asciiTheme="minorEastAsia" w:hAnsiTheme="minorEastAsia"/>
+              <w:spacing w:line="240" w:lineRule="atLeast"/>
+              <w:rPr>
+                <w:rFonts w:asciiTheme="minorEastAsia" w:hAnsiTheme="minorEastAsia"/>
+                <w:b/>
               </w:rPr>
             </w:pPr>
             <w:r>
@@ -223,20 +234,28 @@
                 <w:rFonts w:asciiTheme="minorEastAsia" w:hAnsiTheme="minorEastAsia"/>
                 <w:b/>
               </w:rPr>
+              <w:lastRenderedPageBreak/>
               <w:t>編號</w:t>
             </w:r>
           </w:p>
         </w:tc>
         <w:tc>
           <w:tcPr>
-            <w:tcW w:w="2160" w:type="dxa"/>
-            <w:shd w:val="clear" w:color="auto" w:fill="D9E1F2"/>
+            <w:tcW w:w="1380" w:type="dxa"/>
+            <w:tcBorders>
+              <w:top w:val="single" w:sz="8" w:space="0" w:color="4F81BC"/>
+              <w:left w:val="single" w:sz="8" w:space="0" w:color="4F81BC"/>
+              <w:bottom w:val="single" w:sz="18" w:space="0" w:color="4F81BC"/>
+              <w:right w:val="single" w:sz="8" w:space="0" w:color="4F81BC"/>
+            </w:tcBorders>
+            <w:hideMark/>
           </w:tcPr>
           <w:p>
             <w:pPr>
-              <w:spacing w:line="360" w:lineRule="exact"/>
-              <w:rPr>
-                <w:rFonts w:asciiTheme="minorEastAsia" w:hAnsiTheme="minorEastAsia"/>
+              <w:spacing w:line="240" w:lineRule="atLeast"/>
+              <w:rPr>
+                <w:rFonts w:asciiTheme="minorEastAsia" w:hAnsiTheme="minorEastAsia"/>
+                <w:b/>
               </w:rPr>
             </w:pPr>
             <w:r>
@@ -250,14 +269,19 @@
         </w:tc>
         <w:tc>
           <w:tcPr>
-            <w:tcW w:w="2160" w:type="dxa"/>
-            <w:shd w:val="clear" w:color="auto" w:fill="D9E1F2"/>
+            <w:tcW w:w="1860" w:type="dxa"/>
+            <w:tcBorders>
+              <w:top w:val="single" w:sz="8" w:space="0" w:color="4F81BC"/>
+              <w:left w:val="single" w:sz="8" w:space="0" w:color="4F81BC"/>
+              <w:bottom w:val="single" w:sz="18" w:space="0" w:color="4F81BC"/>
+              <w:right w:val="single" w:sz="8" w:space="0" w:color="4F81BC"/>
+            </w:tcBorders>
           </w:tcPr>
           <w:p>
             <w:pPr>
-              <w:spacing w:line="360" w:lineRule="exact"/>
-              <w:rPr>
-                <w:rFonts w:asciiTheme="minorEastAsia" w:hAnsiTheme="minorEastAsia"/>
+              <w:spacing w:line="240" w:lineRule="atLeast"/>
+              <w:rPr>
+                <w:rFonts w:asciiTheme="minorEastAsia" w:hAnsiTheme="minorEastAsia" w:hint="eastAsia"/>
               </w:rPr>
             </w:pPr>
             <w:r>
@@ -271,14 +295,19 @@
         </w:tc>
         <w:tc>
           <w:tcPr>
-            <w:tcW w:w="2160" w:type="dxa"/>
-            <w:shd w:val="clear" w:color="auto" w:fill="D9E1F2"/>
+            <w:tcW w:w="4324" w:type="dxa"/>
+            <w:tcBorders>
+              <w:top w:val="single" w:sz="8" w:space="0" w:color="4F81BC"/>
+              <w:left w:val="single" w:sz="8" w:space="0" w:color="4F81BC"/>
+              <w:bottom w:val="single" w:sz="18" w:space="0" w:color="4F81BC"/>
+              <w:right w:val="single" w:sz="8" w:space="0" w:color="4F81BC"/>
+            </w:tcBorders>
           </w:tcPr>
           <w:p>
             <w:pPr>
-              <w:spacing w:line="360" w:lineRule="exact"/>
-              <w:rPr>
-                <w:rFonts w:asciiTheme="minorEastAsia" w:hAnsiTheme="minorEastAsia"/>
+              <w:spacing w:line="240" w:lineRule="atLeast"/>
+              <w:rPr>
+                <w:rFonts w:asciiTheme="minorEastAsia" w:hAnsiTheme="minorEastAsia" w:hint="eastAsia"/>
               </w:rPr>
             </w:pPr>
             <w:r>
@@ -293,33 +322,43 @@
       </w:tr>
       <w:tr>
         <w:trPr>
-          <w:jc w:val="center"/>
+          <w:trHeight w:val="361"/>
         </w:trPr>
         <w:tc>
           <w:tcPr>
-            <w:tcW w:w="2160" w:type="dxa"/>
-            <w:shd w:val="clear" w:color="auto" w:fill="D9E1F2"/>
+            <w:tcW w:w="732" w:type="dxa"/>
+            <w:tcBorders>
+              <w:top w:val="single" w:sz="18" w:space="0" w:color="4F81BC"/>
+              <w:left w:val="single" w:sz="8" w:space="0" w:color="4F81BC"/>
+              <w:bottom w:val="single" w:sz="8" w:space="0" w:color="4F81BC"/>
+              <w:right w:val="single" w:sz="8" w:space="0" w:color="4F81BC"/>
+            </w:tcBorders>
+            <w:shd w:val="clear" w:color="auto" w:fill="D2DFED"/>
+            <w:hideMark/>
           </w:tcPr>
           <w:p>
             <w:pPr>
-              <w:spacing w:line="360" w:lineRule="exact"/>
+              <w:spacing w:line="240" w:lineRule="atLeast"/>
+              <w:rPr>
+                <w:rFonts w:asciiTheme="minorEastAsia" w:hAnsiTheme="minorEastAsia"/>
+                <w:b/>
+              </w:rPr>
             </w:pPr>
             <w:r>
               <w:rPr>
-                <w:rFonts w:ascii="微軟正黑體" w:eastAsia="微軟正黑體" w:hAnsi="微軟正黑體"/>
+                <w:rFonts w:asciiTheme="minorEastAsia" w:hAnsiTheme="minorEastAsia"/>
               </w:rPr>
               <w:t>N</w:t>
             </w:r>
             <w:r>
               <w:rPr>
-                <w:rFonts w:ascii="微軟正黑體" w:eastAsia="微軟正黑體" w:hAnsi="微軟正黑體" w:hint="eastAsia"/>
-                <w:lang w:eastAsia="zh-TW"/>
+                <w:rFonts w:asciiTheme="minorEastAsia" w:hAnsiTheme="minorEastAsia" w:hint="eastAsia"/>
               </w:rPr>
               <w:t>FR</w:t>
             </w:r>
             <w:r>
               <w:rPr>
-                <w:rFonts w:ascii="微軟正黑體" w:eastAsia="微軟正黑體" w:hAnsi="微軟正黑體"/>
+                <w:rFonts w:asciiTheme="minorEastAsia" w:hAnsiTheme="minorEastAsia"/>
               </w:rPr>
               <w:t>1</w:t>
             </w:r>
@@ -327,15 +366,26 @@
         </w:tc>
         <w:tc>
           <w:tcPr>
-            <w:tcW w:w="2160" w:type="dxa"/>
+            <w:tcW w:w="1380" w:type="dxa"/>
+            <w:tcBorders>
+              <w:top w:val="single" w:sz="18" w:space="0" w:color="4F81BC"/>
+              <w:left w:val="single" w:sz="8" w:space="0" w:color="4F81BC"/>
+              <w:bottom w:val="single" w:sz="8" w:space="0" w:color="4F81BC"/>
+              <w:right w:val="single" w:sz="8" w:space="0" w:color="4F81BC"/>
+            </w:tcBorders>
+            <w:shd w:val="clear" w:color="auto" w:fill="D2DFED"/>
+            <w:hideMark/>
           </w:tcPr>
           <w:p>
             <w:pPr>
-              <w:spacing w:line="360" w:lineRule="exact"/>
+              <w:spacing w:line="240" w:lineRule="atLeast"/>
+              <w:rPr>
+                <w:rFonts w:asciiTheme="minorEastAsia" w:hAnsiTheme="minorEastAsia"/>
+              </w:rPr>
             </w:pPr>
             <w:r>
               <w:rPr>
-                <w:rFonts w:ascii="微軟正黑體" w:eastAsia="微軟正黑體" w:hAnsi="微軟正黑體"/>
+                <w:rFonts w:asciiTheme="minorEastAsia" w:hAnsiTheme="minorEastAsia"/>
               </w:rPr>
               <w:t>性能需求</w:t>
             </w:r>
@@ -343,15 +393,25 @@
         </w:tc>
         <w:tc>
           <w:tcPr>
-            <w:tcW w:w="2160" w:type="dxa"/>
+            <w:tcW w:w="1860" w:type="dxa"/>
+            <w:tcBorders>
+              <w:top w:val="single" w:sz="18" w:space="0" w:color="4F81BC"/>
+              <w:left w:val="single" w:sz="8" w:space="0" w:color="4F81BC"/>
+              <w:bottom w:val="single" w:sz="8" w:space="0" w:color="4F81BC"/>
+              <w:right w:val="single" w:sz="8" w:space="0" w:color="4F81BC"/>
+            </w:tcBorders>
+            <w:shd w:val="clear" w:color="auto" w:fill="D2DFED"/>
           </w:tcPr>
           <w:p>
             <w:pPr>
-              <w:spacing w:line="360" w:lineRule="exact"/>
+              <w:spacing w:line="240" w:lineRule="atLeast"/>
+              <w:rPr>
+                <w:rFonts w:asciiTheme="minorEastAsia" w:hAnsiTheme="minorEastAsia" w:hint="eastAsia"/>
+              </w:rPr>
             </w:pPr>
             <w:r>
               <w:rPr>
-                <w:rFonts w:ascii="微軟正黑體" w:eastAsia="微軟正黑體" w:hAnsi="微軟正黑體"/>
+                <w:rFonts w:asciiTheme="minorEastAsia" w:hAnsiTheme="minorEastAsia"/>
               </w:rPr>
               <w:t>系統反應時間</w:t>
             </w:r>
@@ -359,19 +419,25 @@
         </w:tc>
         <w:tc>
           <w:tcPr>
-            <w:tcW w:w="2160" w:type="dxa"/>
+            <w:tcW w:w="4324" w:type="dxa"/>
+            <w:tcBorders>
+              <w:top w:val="single" w:sz="18" w:space="0" w:color="4F81BC"/>
+              <w:left w:val="single" w:sz="8" w:space="0" w:color="4F81BC"/>
+              <w:bottom w:val="single" w:sz="8" w:space="0" w:color="4F81BC"/>
+              <w:right w:val="single" w:sz="8" w:space="0" w:color="4F81BC"/>
+            </w:tcBorders>
+            <w:shd w:val="clear" w:color="auto" w:fill="D2DFED"/>
           </w:tcPr>
           <w:p>
             <w:pPr>
-              <w:spacing w:line="360" w:lineRule="exact"/>
-              <w:rPr>
-                <w:lang w:eastAsia="zh-TW"/>
+              <w:spacing w:line="240" w:lineRule="atLeast"/>
+              <w:rPr>
+                <w:rFonts w:asciiTheme="minorEastAsia" w:hAnsiTheme="minorEastAsia" w:hint="eastAsia"/>
               </w:rPr>
             </w:pPr>
             <w:r>
               <w:rPr>
-                <w:rFonts w:ascii="微軟正黑體" w:eastAsia="微軟正黑體" w:hAnsi="微軟正黑體"/>
-                <w:lang w:eastAsia="zh-TW"/>
+                <w:rFonts w:asciiTheme="minorEastAsia" w:hAnsiTheme="minorEastAsia"/>
               </w:rPr>
               <w:t>系統對用戶請求的平均反應時間應小於 3 秒。</w:t>
             </w:r>
@@ -380,33 +446,42 @@
       </w:tr>
       <w:tr>
         <w:trPr>
-          <w:jc w:val="center"/>
+          <w:trHeight w:val="359"/>
         </w:trPr>
         <w:tc>
           <w:tcPr>
-            <w:tcW w:w="2160" w:type="dxa"/>
-            <w:shd w:val="clear" w:color="auto" w:fill="D9E1F2"/>
+            <w:tcW w:w="732" w:type="dxa"/>
+            <w:tcBorders>
+              <w:top w:val="single" w:sz="8" w:space="0" w:color="4F81BC"/>
+              <w:left w:val="single" w:sz="8" w:space="0" w:color="4F81BC"/>
+              <w:bottom w:val="single" w:sz="8" w:space="0" w:color="4F81BC"/>
+              <w:right w:val="single" w:sz="8" w:space="0" w:color="4F81BC"/>
+            </w:tcBorders>
+            <w:hideMark/>
           </w:tcPr>
           <w:p>
             <w:pPr>
-              <w:spacing w:line="360" w:lineRule="exact"/>
+              <w:spacing w:line="240" w:lineRule="atLeast"/>
+              <w:rPr>
+                <w:rFonts w:asciiTheme="minorEastAsia" w:hAnsiTheme="minorEastAsia"/>
+                <w:b/>
+              </w:rPr>
             </w:pPr>
             <w:r>
               <w:rPr>
-                <w:rFonts w:ascii="微軟正黑體" w:eastAsia="微軟正黑體" w:hAnsi="微軟正黑體"/>
+                <w:rFonts w:asciiTheme="minorEastAsia" w:hAnsiTheme="minorEastAsia"/>
               </w:rPr>
               <w:t>N</w:t>
             </w:r>
             <w:r>
               <w:rPr>
-                <w:rFonts w:ascii="微軟正黑體" w:eastAsia="微軟正黑體" w:hAnsi="微軟正黑體" w:hint="eastAsia"/>
-                <w:lang w:eastAsia="zh-TW"/>
+                <w:rFonts w:asciiTheme="minorEastAsia" w:hAnsiTheme="minorEastAsia" w:hint="eastAsia"/>
               </w:rPr>
               <w:t>FR</w:t>
             </w:r>
             <w:r>
               <w:rPr>
-                <w:rFonts w:ascii="微軟正黑體" w:eastAsia="微軟正黑體" w:hAnsi="微軟正黑體"/>
+                <w:rFonts w:asciiTheme="minorEastAsia" w:hAnsiTheme="minorEastAsia"/>
               </w:rPr>
               <w:t>2</w:t>
             </w:r>
@@ -414,15 +489,25 @@
         </w:tc>
         <w:tc>
           <w:tcPr>
-            <w:tcW w:w="2160" w:type="dxa"/>
+            <w:tcW w:w="1380" w:type="dxa"/>
+            <w:tcBorders>
+              <w:top w:val="single" w:sz="8" w:space="0" w:color="4F81BC"/>
+              <w:left w:val="single" w:sz="8" w:space="0" w:color="4F81BC"/>
+              <w:bottom w:val="single" w:sz="8" w:space="0" w:color="4F81BC"/>
+              <w:right w:val="single" w:sz="8" w:space="0" w:color="4F81BC"/>
+            </w:tcBorders>
+            <w:hideMark/>
           </w:tcPr>
           <w:p>
             <w:pPr>
-              <w:spacing w:line="360" w:lineRule="exact"/>
+              <w:spacing w:line="240" w:lineRule="atLeast"/>
+              <w:rPr>
+                <w:rFonts w:asciiTheme="minorEastAsia" w:hAnsiTheme="minorEastAsia"/>
+              </w:rPr>
             </w:pPr>
             <w:r>
               <w:rPr>
-                <w:rFonts w:ascii="微軟正黑體" w:eastAsia="微軟正黑體" w:hAnsi="微軟正黑體"/>
+                <w:rFonts w:asciiTheme="minorEastAsia" w:hAnsiTheme="minorEastAsia"/>
               </w:rPr>
               <w:t>可用性需求</w:t>
             </w:r>
@@ -430,15 +515,24 @@
         </w:tc>
         <w:tc>
           <w:tcPr>
-            <w:tcW w:w="2160" w:type="dxa"/>
+            <w:tcW w:w="1860" w:type="dxa"/>
+            <w:tcBorders>
+              <w:top w:val="single" w:sz="8" w:space="0" w:color="4F81BC"/>
+              <w:left w:val="single" w:sz="8" w:space="0" w:color="4F81BC"/>
+              <w:bottom w:val="single" w:sz="8" w:space="0" w:color="4F81BC"/>
+              <w:right w:val="single" w:sz="8" w:space="0" w:color="4F81BC"/>
+            </w:tcBorders>
           </w:tcPr>
           <w:p>
             <w:pPr>
-              <w:spacing w:line="360" w:lineRule="exact"/>
+              <w:spacing w:line="240" w:lineRule="atLeast"/>
+              <w:rPr>
+                <w:rFonts w:asciiTheme="minorEastAsia" w:hAnsiTheme="minorEastAsia" w:hint="eastAsia"/>
+              </w:rPr>
             </w:pPr>
             <w:r>
               <w:rPr>
-                <w:rFonts w:ascii="微軟正黑體" w:eastAsia="微軟正黑體" w:hAnsi="微軟正黑體"/>
+                <w:rFonts w:asciiTheme="minorEastAsia" w:hAnsiTheme="minorEastAsia"/>
               </w:rPr>
               <w:t>系統可用時間</w:t>
             </w:r>
@@ -446,19 +540,24 @@
         </w:tc>
         <w:tc>
           <w:tcPr>
-            <w:tcW w:w="2160" w:type="dxa"/>
+            <w:tcW w:w="4324" w:type="dxa"/>
+            <w:tcBorders>
+              <w:top w:val="single" w:sz="8" w:space="0" w:color="4F81BC"/>
+              <w:left w:val="single" w:sz="8" w:space="0" w:color="4F81BC"/>
+              <w:bottom w:val="single" w:sz="8" w:space="0" w:color="4F81BC"/>
+              <w:right w:val="single" w:sz="8" w:space="0" w:color="4F81BC"/>
+            </w:tcBorders>
           </w:tcPr>
           <w:p>
             <w:pPr>
-              <w:spacing w:line="360" w:lineRule="exact"/>
-              <w:rPr>
-                <w:lang w:eastAsia="zh-TW"/>
+              <w:spacing w:line="240" w:lineRule="atLeast"/>
+              <w:rPr>
+                <w:rFonts w:asciiTheme="minorEastAsia" w:hAnsiTheme="minorEastAsia" w:hint="eastAsia"/>
               </w:rPr>
             </w:pPr>
             <w:r>
               <w:rPr>
-                <w:rFonts w:ascii="微軟正黑體" w:eastAsia="微軟正黑體" w:hAnsi="微軟正黑體"/>
-                <w:lang w:eastAsia="zh-TW"/>
+                <w:rFonts w:asciiTheme="minorEastAsia" w:hAnsiTheme="minorEastAsia"/>
               </w:rPr>
               <w:t>系統全年可用率需達到 99%，每月維護時間不超過 4 小時。</w:t>
             </w:r>
@@ -467,33 +566,43 @@
       </w:tr>
       <w:tr>
         <w:trPr>
-          <w:jc w:val="center"/>
+          <w:trHeight w:val="721"/>
         </w:trPr>
         <w:tc>
           <w:tcPr>
-            <w:tcW w:w="2160" w:type="dxa"/>
-            <w:shd w:val="clear" w:color="auto" w:fill="D9E1F2"/>
+            <w:tcW w:w="732" w:type="dxa"/>
+            <w:tcBorders>
+              <w:top w:val="single" w:sz="8" w:space="0" w:color="4F81BC"/>
+              <w:left w:val="single" w:sz="8" w:space="0" w:color="4F81BC"/>
+              <w:bottom w:val="single" w:sz="8" w:space="0" w:color="4F81BC"/>
+              <w:right w:val="single" w:sz="8" w:space="0" w:color="4F81BC"/>
+            </w:tcBorders>
+            <w:shd w:val="clear" w:color="auto" w:fill="D2DFED"/>
+            <w:hideMark/>
           </w:tcPr>
           <w:p>
             <w:pPr>
-              <w:spacing w:line="360" w:lineRule="exact"/>
+              <w:spacing w:line="240" w:lineRule="atLeast"/>
+              <w:rPr>
+                <w:rFonts w:asciiTheme="minorEastAsia" w:hAnsiTheme="minorEastAsia"/>
+                <w:b/>
+              </w:rPr>
             </w:pPr>
             <w:r>
               <w:rPr>
-                <w:rFonts w:ascii="微軟正黑體" w:eastAsia="微軟正黑體" w:hAnsi="微軟正黑體"/>
+                <w:rFonts w:asciiTheme="minorEastAsia" w:hAnsiTheme="minorEastAsia"/>
               </w:rPr>
               <w:t>N</w:t>
             </w:r>
             <w:r>
               <w:rPr>
-                <w:rFonts w:ascii="微軟正黑體" w:eastAsia="微軟正黑體" w:hAnsi="微軟正黑體" w:hint="eastAsia"/>
-                <w:lang w:eastAsia="zh-TW"/>
+                <w:rFonts w:asciiTheme="minorEastAsia" w:hAnsiTheme="minorEastAsia" w:hint="eastAsia"/>
               </w:rPr>
               <w:t>FR</w:t>
             </w:r>
             <w:r>
               <w:rPr>
-                <w:rFonts w:ascii="微軟正黑體" w:eastAsia="微軟正黑體" w:hAnsi="微軟正黑體"/>
+                <w:rFonts w:asciiTheme="minorEastAsia" w:hAnsiTheme="minorEastAsia"/>
               </w:rPr>
               <w:t>3</w:t>
             </w:r>
@@ -501,15 +610,26 @@
         </w:tc>
         <w:tc>
           <w:tcPr>
-            <w:tcW w:w="2160" w:type="dxa"/>
+            <w:tcW w:w="1380" w:type="dxa"/>
+            <w:tcBorders>
+              <w:top w:val="single" w:sz="8" w:space="0" w:color="4F81BC"/>
+              <w:left w:val="single" w:sz="8" w:space="0" w:color="4F81BC"/>
+              <w:bottom w:val="single" w:sz="8" w:space="0" w:color="4F81BC"/>
+              <w:right w:val="single" w:sz="8" w:space="0" w:color="4F81BC"/>
+            </w:tcBorders>
+            <w:shd w:val="clear" w:color="auto" w:fill="D2DFED"/>
+            <w:hideMark/>
           </w:tcPr>
           <w:p>
             <w:pPr>
-              <w:spacing w:line="360" w:lineRule="exact"/>
+              <w:spacing w:line="240" w:lineRule="atLeast"/>
+              <w:rPr>
+                <w:rFonts w:asciiTheme="minorEastAsia" w:hAnsiTheme="minorEastAsia"/>
+              </w:rPr>
             </w:pPr>
             <w:r>
               <w:rPr>
-                <w:rFonts w:ascii="微軟正黑體" w:eastAsia="微軟正黑體" w:hAnsi="微軟正黑體"/>
+                <w:rFonts w:asciiTheme="minorEastAsia" w:hAnsiTheme="minorEastAsia"/>
               </w:rPr>
               <w:t>可維護性</w:t>
             </w:r>
@@ -517,15 +637,25 @@
         </w:tc>
         <w:tc>
           <w:tcPr>
-            <w:tcW w:w="2160" w:type="dxa"/>
+            <w:tcW w:w="1860" w:type="dxa"/>
+            <w:tcBorders>
+              <w:top w:val="single" w:sz="8" w:space="0" w:color="4F81BC"/>
+              <w:left w:val="single" w:sz="8" w:space="0" w:color="4F81BC"/>
+              <w:bottom w:val="single" w:sz="8" w:space="0" w:color="4F81BC"/>
+              <w:right w:val="single" w:sz="8" w:space="0" w:color="4F81BC"/>
+            </w:tcBorders>
+            <w:shd w:val="clear" w:color="auto" w:fill="D2DFED"/>
           </w:tcPr>
           <w:p>
             <w:pPr>
-              <w:spacing w:line="360" w:lineRule="exact"/>
+              <w:spacing w:line="240" w:lineRule="atLeast"/>
+              <w:rPr>
+                <w:rFonts w:asciiTheme="minorEastAsia" w:hAnsiTheme="minorEastAsia" w:hint="eastAsia"/>
+              </w:rPr>
             </w:pPr>
             <w:r>
               <w:rPr>
-                <w:rFonts w:ascii="微軟正黑體" w:eastAsia="微軟正黑體" w:hAnsi="微軟正黑體"/>
+                <w:rFonts w:asciiTheme="minorEastAsia" w:hAnsiTheme="minorEastAsia"/>
               </w:rPr>
               <w:t>系統維護性</w:t>
             </w:r>
@@ -533,19 +663,25 @@
         </w:tc>
         <w:tc>
           <w:tcPr>
-            <w:tcW w:w="2160" w:type="dxa"/>
+            <w:tcW w:w="4324" w:type="dxa"/>
+            <w:tcBorders>
+              <w:top w:val="single" w:sz="8" w:space="0" w:color="4F81BC"/>
+              <w:left w:val="single" w:sz="8" w:space="0" w:color="4F81BC"/>
+              <w:bottom w:val="single" w:sz="8" w:space="0" w:color="4F81BC"/>
+              <w:right w:val="single" w:sz="8" w:space="0" w:color="4F81BC"/>
+            </w:tcBorders>
+            <w:shd w:val="clear" w:color="auto" w:fill="D2DFED"/>
           </w:tcPr>
           <w:p>
             <w:pPr>
-              <w:spacing w:line="360" w:lineRule="exact"/>
-              <w:rPr>
-                <w:lang w:eastAsia="zh-TW"/>
+              <w:spacing w:line="240" w:lineRule="atLeast"/>
+              <w:rPr>
+                <w:rFonts w:asciiTheme="minorEastAsia" w:hAnsiTheme="minorEastAsia" w:hint="eastAsia"/>
               </w:rPr>
             </w:pPr>
             <w:r>
               <w:rPr>
-                <w:rFonts w:ascii="微軟正黑體" w:eastAsia="微軟正黑體" w:hAnsi="微軟正黑體"/>
-                <w:lang w:eastAsia="zh-TW"/>
+                <w:rFonts w:asciiTheme="minorEastAsia" w:hAnsiTheme="minorEastAsia"/>
               </w:rPr>
               <w:t>系統應有良好的程式註解及文件，方便開發者後續維護，錯誤修復時間不超過 24 小時。</w:t>
             </w:r>
@@ -554,33 +690,41 @@
       </w:tr>
       <w:tr>
         <w:trPr>
-          <w:jc w:val="center"/>
+          <w:trHeight w:val="719"/>
         </w:trPr>
         <w:tc>
           <w:tcPr>
-            <w:tcW w:w="2160" w:type="dxa"/>
-            <w:shd w:val="clear" w:color="auto" w:fill="D9E1F2"/>
+            <w:tcW w:w="732" w:type="dxa"/>
+            <w:tcBorders>
+              <w:top w:val="single" w:sz="8" w:space="0" w:color="4F81BC"/>
+              <w:left w:val="single" w:sz="8" w:space="0" w:color="4F81BC"/>
+              <w:bottom w:val="single" w:sz="8" w:space="0" w:color="4F81BC"/>
+              <w:right w:val="single" w:sz="8" w:space="0" w:color="4F81BC"/>
+            </w:tcBorders>
           </w:tcPr>
           <w:p>
             <w:pPr>
-              <w:spacing w:line="360" w:lineRule="exact"/>
+              <w:spacing w:line="240" w:lineRule="atLeast"/>
+              <w:rPr>
+                <w:rFonts w:asciiTheme="minorEastAsia" w:hAnsiTheme="minorEastAsia"/>
+                <w:b/>
+              </w:rPr>
             </w:pPr>
             <w:r>
               <w:rPr>
-                <w:rFonts w:ascii="微軟正黑體" w:eastAsia="微軟正黑體" w:hAnsi="微軟正黑體"/>
+                <w:rFonts w:asciiTheme="minorEastAsia" w:hAnsiTheme="minorEastAsia"/>
               </w:rPr>
               <w:t>N</w:t>
             </w:r>
             <w:r>
               <w:rPr>
-                <w:rFonts w:ascii="微軟正黑體" w:eastAsia="微軟正黑體" w:hAnsi="微軟正黑體" w:hint="eastAsia"/>
-                <w:lang w:eastAsia="zh-TW"/>
+                <w:rFonts w:asciiTheme="minorEastAsia" w:hAnsiTheme="minorEastAsia" w:hint="eastAsia"/>
               </w:rPr>
               <w:t>FR</w:t>
             </w:r>
             <w:r>
               <w:rPr>
-                <w:rFonts w:ascii="微軟正黑體" w:eastAsia="微軟正黑體" w:hAnsi="微軟正黑體"/>
+                <w:rFonts w:asciiTheme="minorEastAsia" w:hAnsiTheme="minorEastAsia"/>
               </w:rPr>
               <w:t>4</w:t>
             </w:r>
@@ -588,15 +732,24 @@
         </w:tc>
         <w:tc>
           <w:tcPr>
-            <w:tcW w:w="2160" w:type="dxa"/>
+            <w:tcW w:w="1380" w:type="dxa"/>
+            <w:tcBorders>
+              <w:top w:val="single" w:sz="8" w:space="0" w:color="4F81BC"/>
+              <w:left w:val="single" w:sz="8" w:space="0" w:color="4F81BC"/>
+              <w:bottom w:val="single" w:sz="8" w:space="0" w:color="4F81BC"/>
+              <w:right w:val="single" w:sz="8" w:space="0" w:color="4F81BC"/>
+            </w:tcBorders>
           </w:tcPr>
           <w:p>
             <w:pPr>
-              <w:spacing w:line="360" w:lineRule="exact"/>
+              <w:spacing w:line="240" w:lineRule="atLeast"/>
+              <w:rPr>
+                <w:rFonts w:asciiTheme="minorEastAsia" w:hAnsiTheme="minorEastAsia"/>
+              </w:rPr>
             </w:pPr>
             <w:r>
               <w:rPr>
-                <w:rFonts w:ascii="微軟正黑體" w:eastAsia="微軟正黑體" w:hAnsi="微軟正黑體"/>
+                <w:rFonts w:asciiTheme="minorEastAsia" w:hAnsiTheme="minorEastAsia"/>
               </w:rPr>
               <w:t>資訊安全</w:t>
             </w:r>
@@ -604,154 +757,107 @@
         </w:tc>
         <w:tc>
           <w:tcPr>
-            <w:tcW w:w="2160" w:type="dxa"/>
+            <w:tcW w:w="1860" w:type="dxa"/>
+            <w:tcBorders>
+              <w:top w:val="single" w:sz="8" w:space="0" w:color="4F81BC"/>
+              <w:left w:val="single" w:sz="8" w:space="0" w:color="4F81BC"/>
+              <w:bottom w:val="single" w:sz="8" w:space="0" w:color="4F81BC"/>
+              <w:right w:val="single" w:sz="8" w:space="0" w:color="4F81BC"/>
+            </w:tcBorders>
           </w:tcPr>
           <w:p>
             <w:pPr>
-              <w:spacing w:line="360" w:lineRule="exact"/>
-              <w:rPr>
-                <w:rFonts w:ascii="微軟正黑體" w:eastAsia="微軟正黑體" w:hAnsi="微軟正黑體"/>
-                <w:vanish/>
+              <w:spacing w:line="240" w:lineRule="atLeast"/>
+              <w:rPr>
+                <w:rFonts w:asciiTheme="minorEastAsia" w:hAnsiTheme="minorEastAsia" w:hint="eastAsia"/>
               </w:rPr>
             </w:pPr>
-          </w:p>
-          <w:tbl>
-            <w:tblPr>
-              <w:tblW w:w="0" w:type="auto"/>
-              <w:tblCellSpacing w:w="15" w:type="dxa"/>
-              <w:tblCellMar>
-                <w:top w:w="15" w:type="dxa"/>
-                <w:left w:w="15" w:type="dxa"/>
-                <w:bottom w:w="15" w:type="dxa"/>
-                <w:right w:w="15" w:type="dxa"/>
-              </w:tblCellMar>
-              <w:tblLook w:val="04A0" w:firstRow="1" w:lastRow="0" w:firstColumn="1" w:lastColumn="0" w:noHBand="0" w:noVBand="1"/>
-            </w:tblPr>
-            <w:tblGrid>
-              <w:gridCol w:w="96"/>
-            </w:tblGrid>
-            <w:tr>
-              <w:trPr>
-                <w:tblCellSpacing w:w="15" w:type="dxa"/>
-              </w:trPr>
-              <w:tc>
-                <w:tcPr>
-                  <w:tcW w:w="0" w:type="auto"/>
-                  <w:vAlign w:val="center"/>
-                  <w:hideMark/>
-                </w:tcPr>
-                <w:p>
-                  <w:pPr>
-                    <w:spacing w:after="0" w:line="360" w:lineRule="exact"/>
-                    <w:rPr>
-                      <w:rFonts w:ascii="微軟正黑體" w:eastAsia="微軟正黑體" w:hAnsi="微軟正黑體"/>
-                      <w:kern w:val="0"/>
-                      <w:sz w:val="22"/>
-                      <w:szCs w:val="22"/>
-                      <w:lang w:eastAsia="en-US"/>
-                      <w14:ligatures w14:val="none"/>
-                    </w:rPr>
-                  </w:pPr>
-                </w:p>
-              </w:tc>
-            </w:tr>
-          </w:tbl>
-          <w:p>
-            <w:pPr>
-              <w:spacing w:line="360" w:lineRule="exact"/>
-              <w:rPr>
-                <w:rFonts w:ascii="微軟正黑體" w:eastAsia="微軟正黑體" w:hAnsi="微軟正黑體"/>
-              </w:rPr>
-            </w:pPr>
-            <w:r>
-              <w:rPr>
-                <w:rFonts w:ascii="微軟正黑體" w:eastAsia="微軟正黑體" w:hAnsi="微軟正黑體"/>
+            <w:r>
+              <w:rPr>
+                <w:rFonts w:asciiTheme="minorEastAsia" w:hAnsiTheme="minorEastAsia"/>
               </w:rPr>
               <w:t>資料加密與傳輸</w:t>
             </w:r>
-          </w:p>
-          <w:p>
-            <w:pPr>
-              <w:spacing w:line="360" w:lineRule="exact"/>
-            </w:pPr>
           </w:p>
         </w:tc>
         <w:tc>
           <w:tcPr>
-            <w:tcW w:w="2160" w:type="dxa"/>
+            <w:tcW w:w="4324" w:type="dxa"/>
+            <w:tcBorders>
+              <w:top w:val="single" w:sz="8" w:space="0" w:color="4F81BC"/>
+              <w:left w:val="single" w:sz="8" w:space="0" w:color="4F81BC"/>
+              <w:bottom w:val="single" w:sz="8" w:space="0" w:color="4F81BC"/>
+              <w:right w:val="single" w:sz="8" w:space="0" w:color="4F81BC"/>
+            </w:tcBorders>
           </w:tcPr>
           <w:p>
             <w:pPr>
-              <w:spacing w:line="360" w:lineRule="exact"/>
-              <w:rPr>
-                <w:lang w:eastAsia="zh-TW"/>
+              <w:spacing w:line="240" w:lineRule="atLeast"/>
+              <w:rPr>
+                <w:rFonts w:asciiTheme="minorEastAsia" w:hAnsiTheme="minorEastAsia" w:hint="eastAsia"/>
               </w:rPr>
             </w:pPr>
             <w:r>
               <w:rPr>
-                <w:rFonts w:ascii="微軟正黑體" w:eastAsia="微軟正黑體" w:hAnsi="微軟正黑體"/>
-                <w:lang w:eastAsia="zh-TW"/>
-              </w:rPr>
-              <w:lastRenderedPageBreak/>
+                <w:rFonts w:asciiTheme="minorEastAsia" w:hAnsiTheme="minorEastAsia"/>
+              </w:rPr>
               <w:t>用戶</w:t>
             </w:r>
             <w:proofErr w:type="gramStart"/>
             <w:r>
               <w:rPr>
-                <w:rFonts w:ascii="微軟正黑體" w:eastAsia="微軟正黑體" w:hAnsi="微軟正黑體"/>
-                <w:lang w:eastAsia="zh-TW"/>
+                <w:rFonts w:asciiTheme="minorEastAsia" w:hAnsiTheme="minorEastAsia"/>
               </w:rPr>
               <w:t>個</w:t>
             </w:r>
             <w:proofErr w:type="gramEnd"/>
             <w:r>
               <w:rPr>
-                <w:rFonts w:ascii="微軟正黑體" w:eastAsia="微軟正黑體" w:hAnsi="微軟正黑體"/>
-                <w:lang w:eastAsia="zh-TW"/>
-              </w:rPr>
-              <w:t>資及求助訊</w:t>
-            </w:r>
-            <w:r>
-              <w:rPr>
-                <w:rFonts w:ascii="微軟正黑體" w:eastAsia="微軟正黑體" w:hAnsi="微軟正黑體"/>
-                <w:lang w:eastAsia="zh-TW"/>
-              </w:rPr>
-              <w:lastRenderedPageBreak/>
-              <w:t>息需加密儲存與傳輸，並遵循個資保護法規範。</w:t>
+                <w:rFonts w:asciiTheme="minorEastAsia" w:hAnsiTheme="minorEastAsia"/>
+              </w:rPr>
+              <w:t>資及求助訊息需加密儲存與傳輸，並遵循個資保護法規範。</w:t>
             </w:r>
           </w:p>
         </w:tc>
       </w:tr>
       <w:tr>
         <w:trPr>
-          <w:jc w:val="center"/>
+          <w:trHeight w:val="359"/>
         </w:trPr>
         <w:tc>
           <w:tcPr>
-            <w:tcW w:w="2160" w:type="dxa"/>
-            <w:shd w:val="clear" w:color="auto" w:fill="D9E1F2"/>
+            <w:tcW w:w="732" w:type="dxa"/>
+            <w:tcBorders>
+              <w:top w:val="single" w:sz="8" w:space="0" w:color="4F81BC"/>
+              <w:left w:val="single" w:sz="8" w:space="0" w:color="4F81BC"/>
+              <w:bottom w:val="single" w:sz="8" w:space="0" w:color="4F81BC"/>
+              <w:right w:val="single" w:sz="8" w:space="0" w:color="4F81BC"/>
+            </w:tcBorders>
+            <w:shd w:val="clear" w:color="auto" w:fill="D2DFED"/>
           </w:tcPr>
           <w:p>
             <w:pPr>
-              <w:spacing w:line="360" w:lineRule="exact"/>
+              <w:spacing w:line="240" w:lineRule="atLeast"/>
+              <w:rPr>
+                <w:rFonts w:asciiTheme="minorEastAsia" w:hAnsiTheme="minorEastAsia"/>
+                <w:b/>
+              </w:rPr>
             </w:pPr>
             <w:r>
               <w:rPr>
-                <w:rFonts w:ascii="微軟正黑體" w:eastAsia="微軟正黑體" w:hAnsi="微軟正黑體"/>
-              </w:rPr>
-              <w:lastRenderedPageBreak/>
+                <w:rFonts w:asciiTheme="minorEastAsia" w:hAnsiTheme="minorEastAsia"/>
+              </w:rPr>
               <w:t>N</w:t>
             </w:r>
             <w:r>
               <w:rPr>
-                <w:rFonts w:ascii="微軟正黑體" w:eastAsia="微軟正黑體" w:hAnsi="微軟正黑體" w:hint="eastAsia"/>
-                <w:lang w:eastAsia="zh-TW"/>
+                <w:rFonts w:asciiTheme="minorEastAsia" w:hAnsiTheme="minorEastAsia" w:hint="eastAsia"/>
               </w:rPr>
               <w:t>FR</w:t>
             </w:r>
             <w:r>
               <w:rPr>
-                <w:rFonts w:ascii="微軟正黑體" w:eastAsia="微軟正黑體" w:hAnsi="微軟正黑體"/>
+                <w:rFonts w:asciiTheme="minorEastAsia" w:hAnsiTheme="minorEastAsia"/>
               </w:rPr>
               <w:t>5</w:t>
             </w:r>
@@ -759,15 +865,25 @@
         </w:tc>
         <w:tc>
           <w:tcPr>
-            <w:tcW w:w="2160" w:type="dxa"/>
+            <w:tcW w:w="1380" w:type="dxa"/>
+            <w:tcBorders>
+              <w:top w:val="single" w:sz="8" w:space="0" w:color="4F81BC"/>
+              <w:left w:val="single" w:sz="8" w:space="0" w:color="4F81BC"/>
+              <w:bottom w:val="single" w:sz="8" w:space="0" w:color="4F81BC"/>
+              <w:right w:val="single" w:sz="8" w:space="0" w:color="4F81BC"/>
+            </w:tcBorders>
+            <w:shd w:val="clear" w:color="auto" w:fill="D2DFED"/>
           </w:tcPr>
           <w:p>
             <w:pPr>
-              <w:spacing w:line="360" w:lineRule="exact"/>
+              <w:spacing w:line="240" w:lineRule="atLeast"/>
+              <w:rPr>
+                <w:rFonts w:asciiTheme="minorEastAsia" w:hAnsiTheme="minorEastAsia"/>
+              </w:rPr>
             </w:pPr>
             <w:r>
               <w:rPr>
-                <w:rFonts w:ascii="微軟正黑體" w:eastAsia="微軟正黑體" w:hAnsi="微軟正黑體"/>
+                <w:rFonts w:asciiTheme="minorEastAsia" w:hAnsiTheme="minorEastAsia"/>
               </w:rPr>
               <w:t>權限管理</w:t>
             </w:r>
@@ -775,15 +891,25 @@
         </w:tc>
         <w:tc>
           <w:tcPr>
-            <w:tcW w:w="2160" w:type="dxa"/>
+            <w:tcW w:w="1860" w:type="dxa"/>
+            <w:tcBorders>
+              <w:top w:val="single" w:sz="8" w:space="0" w:color="4F81BC"/>
+              <w:left w:val="single" w:sz="8" w:space="0" w:color="4F81BC"/>
+              <w:bottom w:val="single" w:sz="8" w:space="0" w:color="4F81BC"/>
+              <w:right w:val="single" w:sz="8" w:space="0" w:color="4F81BC"/>
+            </w:tcBorders>
+            <w:shd w:val="clear" w:color="auto" w:fill="D2DFED"/>
           </w:tcPr>
           <w:p>
             <w:pPr>
-              <w:spacing w:line="360" w:lineRule="exact"/>
+              <w:spacing w:line="240" w:lineRule="atLeast"/>
+              <w:rPr>
+                <w:rFonts w:asciiTheme="minorEastAsia" w:hAnsiTheme="minorEastAsia" w:hint="eastAsia"/>
+              </w:rPr>
             </w:pPr>
             <w:r>
               <w:rPr>
-                <w:rFonts w:ascii="微軟正黑體" w:eastAsia="微軟正黑體" w:hAnsi="微軟正黑體"/>
+                <w:rFonts w:asciiTheme="minorEastAsia" w:hAnsiTheme="minorEastAsia"/>
               </w:rPr>
               <w:t>角色權限控管</w:t>
             </w:r>
@@ -791,54 +917,82 @@
         </w:tc>
         <w:tc>
           <w:tcPr>
-            <w:tcW w:w="2160" w:type="dxa"/>
+            <w:tcW w:w="4324" w:type="dxa"/>
+            <w:tcBorders>
+              <w:top w:val="single" w:sz="8" w:space="0" w:color="4F81BC"/>
+              <w:left w:val="single" w:sz="8" w:space="0" w:color="4F81BC"/>
+              <w:bottom w:val="single" w:sz="8" w:space="0" w:color="4F81BC"/>
+              <w:right w:val="single" w:sz="8" w:space="0" w:color="4F81BC"/>
+            </w:tcBorders>
+            <w:shd w:val="clear" w:color="auto" w:fill="D2DFED"/>
           </w:tcPr>
           <w:p>
             <w:pPr>
-              <w:spacing w:line="360" w:lineRule="exact"/>
-              <w:rPr>
-                <w:lang w:eastAsia="zh-TW"/>
+              <w:spacing w:line="240" w:lineRule="atLeast"/>
+              <w:rPr>
+                <w:rFonts w:asciiTheme="minorEastAsia" w:hAnsiTheme="minorEastAsia" w:hint="eastAsia"/>
               </w:rPr>
             </w:pPr>
             <w:r>
               <w:rPr>
-                <w:rFonts w:ascii="微軟正黑體" w:eastAsia="微軟正黑體" w:hAnsi="微軟正黑體"/>
-                <w:lang w:eastAsia="zh-TW"/>
-              </w:rPr>
-              <w:t>不同角色（用戶、管理員）需有清楚的權限分級，避免未授權存取或操作。</w:t>
+                <w:rFonts w:asciiTheme="minorEastAsia" w:hAnsiTheme="minorEastAsia" w:hint="eastAsia"/>
+              </w:rPr>
+              <w:t>不同角色（用戶、管理員）需有</w:t>
+            </w:r>
+            <w:proofErr w:type="gramStart"/>
+            <w:r>
+              <w:rPr>
+                <w:rFonts w:asciiTheme="minorEastAsia" w:hAnsiTheme="minorEastAsia" w:hint="eastAsia"/>
+              </w:rPr>
+              <w:t>清楚的</w:t>
+            </w:r>
+            <w:proofErr w:type="gramEnd"/>
+            <w:r>
+              <w:rPr>
+                <w:rFonts w:asciiTheme="minorEastAsia" w:hAnsiTheme="minorEastAsia" w:hint="eastAsia"/>
+              </w:rPr>
+              <w:t>權限分級，避免未授權存取或操作。</w:t>
             </w:r>
           </w:p>
         </w:tc>
       </w:tr>
       <w:tr>
         <w:trPr>
-          <w:jc w:val="center"/>
+          <w:trHeight w:val="361"/>
         </w:trPr>
         <w:tc>
           <w:tcPr>
-            <w:tcW w:w="2160" w:type="dxa"/>
-            <w:shd w:val="clear" w:color="auto" w:fill="D9E1F2"/>
+            <w:tcW w:w="732" w:type="dxa"/>
+            <w:tcBorders>
+              <w:top w:val="single" w:sz="8" w:space="0" w:color="4F81BC"/>
+              <w:left w:val="single" w:sz="8" w:space="0" w:color="4F81BC"/>
+              <w:bottom w:val="single" w:sz="8" w:space="0" w:color="4F81BC"/>
+              <w:right w:val="single" w:sz="8" w:space="0" w:color="4F81BC"/>
+            </w:tcBorders>
           </w:tcPr>
           <w:p>
             <w:pPr>
-              <w:spacing w:line="360" w:lineRule="exact"/>
+              <w:spacing w:line="240" w:lineRule="atLeast"/>
+              <w:rPr>
+                <w:rFonts w:asciiTheme="minorEastAsia" w:hAnsiTheme="minorEastAsia"/>
+                <w:b/>
+              </w:rPr>
             </w:pPr>
             <w:r>
               <w:rPr>
-                <w:rFonts w:ascii="微軟正黑體" w:eastAsia="微軟正黑體" w:hAnsi="微軟正黑體"/>
+                <w:rFonts w:asciiTheme="minorEastAsia" w:hAnsiTheme="minorEastAsia"/>
               </w:rPr>
               <w:t>N</w:t>
             </w:r>
             <w:r>
               <w:rPr>
-                <w:rFonts w:ascii="微軟正黑體" w:eastAsia="微軟正黑體" w:hAnsi="微軟正黑體" w:hint="eastAsia"/>
-                <w:lang w:eastAsia="zh-TW"/>
+                <w:rFonts w:asciiTheme="minorEastAsia" w:hAnsiTheme="minorEastAsia" w:hint="eastAsia"/>
               </w:rPr>
               <w:t>FR</w:t>
             </w:r>
             <w:r>
               <w:rPr>
-                <w:rFonts w:ascii="微軟正黑體" w:eastAsia="微軟正黑體" w:hAnsi="微軟正黑體"/>
+                <w:rFonts w:asciiTheme="minorEastAsia" w:hAnsiTheme="minorEastAsia"/>
               </w:rPr>
               <w:t>6</w:t>
             </w:r>
@@ -846,15 +1000,24 @@
         </w:tc>
         <w:tc>
           <w:tcPr>
-            <w:tcW w:w="2160" w:type="dxa"/>
+            <w:tcW w:w="1380" w:type="dxa"/>
+            <w:tcBorders>
+              <w:top w:val="single" w:sz="8" w:space="0" w:color="4F81BC"/>
+              <w:left w:val="single" w:sz="8" w:space="0" w:color="4F81BC"/>
+              <w:bottom w:val="single" w:sz="8" w:space="0" w:color="4F81BC"/>
+              <w:right w:val="single" w:sz="8" w:space="0" w:color="4F81BC"/>
+            </w:tcBorders>
           </w:tcPr>
           <w:p>
             <w:pPr>
-              <w:spacing w:line="360" w:lineRule="exact"/>
+              <w:spacing w:line="240" w:lineRule="atLeast"/>
+              <w:rPr>
+                <w:rFonts w:asciiTheme="minorEastAsia" w:hAnsiTheme="minorEastAsia"/>
+              </w:rPr>
             </w:pPr>
             <w:r>
               <w:rPr>
-                <w:rFonts w:ascii="微軟正黑體" w:eastAsia="微軟正黑體" w:hAnsi="微軟正黑體"/>
+                <w:rFonts w:asciiTheme="minorEastAsia" w:hAnsiTheme="minorEastAsia"/>
               </w:rPr>
               <w:t>相容性需求</w:t>
             </w:r>
@@ -862,15 +1025,24 @@
         </w:tc>
         <w:tc>
           <w:tcPr>
-            <w:tcW w:w="2160" w:type="dxa"/>
+            <w:tcW w:w="1860" w:type="dxa"/>
+            <w:tcBorders>
+              <w:top w:val="single" w:sz="8" w:space="0" w:color="4F81BC"/>
+              <w:left w:val="single" w:sz="8" w:space="0" w:color="4F81BC"/>
+              <w:bottom w:val="single" w:sz="8" w:space="0" w:color="4F81BC"/>
+              <w:right w:val="single" w:sz="8" w:space="0" w:color="4F81BC"/>
+            </w:tcBorders>
           </w:tcPr>
           <w:p>
             <w:pPr>
-              <w:spacing w:line="360" w:lineRule="exact"/>
+              <w:spacing w:line="240" w:lineRule="atLeast"/>
+              <w:rPr>
+                <w:rFonts w:asciiTheme="minorEastAsia" w:hAnsiTheme="minorEastAsia" w:hint="eastAsia"/>
+              </w:rPr>
             </w:pPr>
             <w:r>
               <w:rPr>
-                <w:rFonts w:ascii="微軟正黑體" w:eastAsia="微軟正黑體" w:hAnsi="微軟正黑體"/>
+                <w:rFonts w:asciiTheme="minorEastAsia" w:hAnsiTheme="minorEastAsia"/>
               </w:rPr>
               <w:t>多裝置支援</w:t>
             </w:r>
@@ -878,19 +1050,24 @@
         </w:tc>
         <w:tc>
           <w:tcPr>
-            <w:tcW w:w="2160" w:type="dxa"/>
+            <w:tcW w:w="4324" w:type="dxa"/>
+            <w:tcBorders>
+              <w:top w:val="single" w:sz="8" w:space="0" w:color="4F81BC"/>
+              <w:left w:val="single" w:sz="8" w:space="0" w:color="4F81BC"/>
+              <w:bottom w:val="single" w:sz="8" w:space="0" w:color="4F81BC"/>
+              <w:right w:val="single" w:sz="8" w:space="0" w:color="4F81BC"/>
+            </w:tcBorders>
           </w:tcPr>
           <w:p>
             <w:pPr>
-              <w:spacing w:line="360" w:lineRule="exact"/>
-              <w:rPr>
-                <w:lang w:eastAsia="zh-TW"/>
+              <w:spacing w:line="240" w:lineRule="atLeast"/>
+              <w:rPr>
+                <w:rFonts w:asciiTheme="minorEastAsia" w:hAnsiTheme="minorEastAsia" w:hint="eastAsia"/>
               </w:rPr>
             </w:pPr>
             <w:r>
               <w:rPr>
-                <w:rFonts w:ascii="微軟正黑體" w:eastAsia="微軟正黑體" w:hAnsi="微軟正黑體"/>
-                <w:lang w:eastAsia="zh-TW"/>
+                <w:rFonts w:asciiTheme="minorEastAsia" w:hAnsiTheme="minorEastAsia"/>
               </w:rPr>
               <w:t>系統需支援行動裝置（iOS、Android）及桌面裝置瀏覽器使用。</w:t>
             </w:r>
@@ -899,33 +1076,42 @@
       </w:tr>
       <w:tr>
         <w:trPr>
-          <w:jc w:val="center"/>
+          <w:trHeight w:val="359"/>
         </w:trPr>
         <w:tc>
           <w:tcPr>
-            <w:tcW w:w="2160" w:type="dxa"/>
-            <w:shd w:val="clear" w:color="auto" w:fill="D9E1F2"/>
+            <w:tcW w:w="732" w:type="dxa"/>
+            <w:tcBorders>
+              <w:top w:val="single" w:sz="8" w:space="0" w:color="4F81BC"/>
+              <w:left w:val="single" w:sz="8" w:space="0" w:color="4F81BC"/>
+              <w:bottom w:val="single" w:sz="8" w:space="0" w:color="4F81BC"/>
+              <w:right w:val="single" w:sz="8" w:space="0" w:color="4F81BC"/>
+            </w:tcBorders>
+            <w:shd w:val="clear" w:color="auto" w:fill="D2DFED"/>
           </w:tcPr>
           <w:p>
             <w:pPr>
-              <w:spacing w:line="360" w:lineRule="exact"/>
+              <w:spacing w:line="240" w:lineRule="atLeast"/>
+              <w:rPr>
+                <w:rFonts w:asciiTheme="minorEastAsia" w:hAnsiTheme="minorEastAsia"/>
+                <w:b/>
+              </w:rPr>
             </w:pPr>
             <w:r>
               <w:rPr>
-                <w:rFonts w:ascii="微軟正黑體" w:eastAsia="微軟正黑體" w:hAnsi="微軟正黑體"/>
+                <w:rFonts w:asciiTheme="minorEastAsia" w:hAnsiTheme="minorEastAsia"/>
               </w:rPr>
               <w:t>N</w:t>
             </w:r>
             <w:r>
               <w:rPr>
-                <w:rFonts w:ascii="微軟正黑體" w:eastAsia="微軟正黑體" w:hAnsi="微軟正黑體" w:hint="eastAsia"/>
-                <w:lang w:eastAsia="zh-TW"/>
+                <w:rFonts w:asciiTheme="minorEastAsia" w:hAnsiTheme="minorEastAsia" w:hint="eastAsia"/>
               </w:rPr>
               <w:t>FR</w:t>
             </w:r>
             <w:r>
               <w:rPr>
-                <w:rFonts w:ascii="微軟正黑體" w:eastAsia="微軟正黑體" w:hAnsi="微軟正黑體"/>
+                <w:rFonts w:asciiTheme="minorEastAsia" w:hAnsiTheme="minorEastAsia"/>
               </w:rPr>
               <w:t>7</w:t>
             </w:r>
@@ -933,15 +1119,25 @@
         </w:tc>
         <w:tc>
           <w:tcPr>
-            <w:tcW w:w="2160" w:type="dxa"/>
+            <w:tcW w:w="1380" w:type="dxa"/>
+            <w:tcBorders>
+              <w:top w:val="single" w:sz="8" w:space="0" w:color="4F81BC"/>
+              <w:left w:val="single" w:sz="8" w:space="0" w:color="4F81BC"/>
+              <w:bottom w:val="single" w:sz="8" w:space="0" w:color="4F81BC"/>
+              <w:right w:val="single" w:sz="8" w:space="0" w:color="4F81BC"/>
+            </w:tcBorders>
+            <w:shd w:val="clear" w:color="auto" w:fill="D2DFED"/>
           </w:tcPr>
           <w:p>
             <w:pPr>
-              <w:spacing w:line="360" w:lineRule="exact"/>
+              <w:spacing w:line="240" w:lineRule="atLeast"/>
+              <w:rPr>
+                <w:rFonts w:asciiTheme="minorEastAsia" w:hAnsiTheme="minorEastAsia"/>
+              </w:rPr>
             </w:pPr>
             <w:r>
               <w:rPr>
-                <w:rFonts w:ascii="微軟正黑體" w:eastAsia="微軟正黑體" w:hAnsi="微軟正黑體"/>
+                <w:rFonts w:asciiTheme="minorEastAsia" w:hAnsiTheme="minorEastAsia"/>
               </w:rPr>
               <w:t>可用性需求</w:t>
             </w:r>
@@ -949,15 +1145,25 @@
         </w:tc>
         <w:tc>
           <w:tcPr>
-            <w:tcW w:w="2160" w:type="dxa"/>
+            <w:tcW w:w="1860" w:type="dxa"/>
+            <w:tcBorders>
+              <w:top w:val="single" w:sz="8" w:space="0" w:color="4F81BC"/>
+              <w:left w:val="single" w:sz="8" w:space="0" w:color="4F81BC"/>
+              <w:bottom w:val="single" w:sz="8" w:space="0" w:color="4F81BC"/>
+              <w:right w:val="single" w:sz="8" w:space="0" w:color="4F81BC"/>
+            </w:tcBorders>
+            <w:shd w:val="clear" w:color="auto" w:fill="D2DFED"/>
           </w:tcPr>
           <w:p>
             <w:pPr>
-              <w:spacing w:line="360" w:lineRule="exact"/>
+              <w:spacing w:line="240" w:lineRule="atLeast"/>
+              <w:rPr>
+                <w:rFonts w:asciiTheme="minorEastAsia" w:hAnsiTheme="minorEastAsia" w:hint="eastAsia"/>
+              </w:rPr>
             </w:pPr>
             <w:r>
               <w:rPr>
-                <w:rFonts w:ascii="微軟正黑體" w:eastAsia="微軟正黑體" w:hAnsi="微軟正黑體"/>
+                <w:rFonts w:asciiTheme="minorEastAsia" w:hAnsiTheme="minorEastAsia"/>
               </w:rPr>
               <w:t>錯誤回報</w:t>
             </w:r>
@@ -965,19 +1171,25 @@
         </w:tc>
         <w:tc>
           <w:tcPr>
-            <w:tcW w:w="2160" w:type="dxa"/>
+            <w:tcW w:w="4324" w:type="dxa"/>
+            <w:tcBorders>
+              <w:top w:val="single" w:sz="8" w:space="0" w:color="4F81BC"/>
+              <w:left w:val="single" w:sz="8" w:space="0" w:color="4F81BC"/>
+              <w:bottom w:val="single" w:sz="8" w:space="0" w:color="4F81BC"/>
+              <w:right w:val="single" w:sz="8" w:space="0" w:color="4F81BC"/>
+            </w:tcBorders>
+            <w:shd w:val="clear" w:color="auto" w:fill="D2DFED"/>
           </w:tcPr>
           <w:p>
             <w:pPr>
-              <w:spacing w:line="360" w:lineRule="exact"/>
-              <w:rPr>
-                <w:lang w:eastAsia="zh-TW"/>
+              <w:spacing w:line="240" w:lineRule="atLeast"/>
+              <w:rPr>
+                <w:rFonts w:asciiTheme="minorEastAsia" w:hAnsiTheme="minorEastAsia" w:hint="eastAsia"/>
               </w:rPr>
             </w:pPr>
             <w:r>
               <w:rPr>
-                <w:rFonts w:ascii="微軟正黑體" w:eastAsia="微軟正黑體" w:hAnsi="微軟正黑體"/>
-                <w:lang w:eastAsia="zh-TW"/>
+                <w:rFonts w:asciiTheme="minorEastAsia" w:hAnsiTheme="minorEastAsia"/>
               </w:rPr>
               <w:t>系統發生異常時，應提供錯誤提示並記錄 log，方便追蹤與修復。</w:t>
             </w:r>
@@ -985,13 +1197,14 @@
         </w:tc>
       </w:tr>
     </w:tbl>
-    <w:p/>
     <w:p>
-      <w:pPr>
+      <w:r>
         <w:rPr>
-          <w:rFonts w:hint="eastAsia"/>
+          <w:b/>
+          <w:bCs/>
         </w:rPr>
-      </w:pPr>
+        <w:t>4. Nonfunctional Requirement</w:t>
+      </w:r>
     </w:p>
     <w:sectPr>
       <w:pgSz w:w="11906" w:h="16838"/>

--- a/文件/比賽東西035.docx
+++ b/文件/比賽東西035.docx
@@ -78,52 +78,721 @@
         <w:t>，提升個人與社區的整體防護力，營造更安心的生活環境。</w:t>
       </w:r>
     </w:p>
-    <w:p/>
-    <w:p/>
-    <w:p/>
-    <w:p/>
-    <w:p/>
-    <w:p/>
-    <w:p/>
-    <w:p/>
-    <w:p/>
-    <w:p/>
-    <w:p/>
-    <w:p/>
-    <w:p/>
-    <w:p/>
+    <w:p>
+      <w:pPr>
+        <w:widowControl/>
+      </w:pPr>
+      <w:r>
+        <w:br w:type="page"/>
+      </w:r>
+    </w:p>
     <w:p/>
     <w:p>
+      <w:pPr>
+        <w:rPr>
+          <w:b/>
+          <w:bCs/>
+        </w:rPr>
+      </w:pPr>
       <w:r>
-        <w:lastRenderedPageBreak/>
+        <w:rPr>
+          <w:b/>
+          <w:bCs/>
+        </w:rPr>
         <w:t xml:space="preserve">1.2 </w:t>
       </w:r>
       <w:r>
-        <w:t>架構描述（</w:t>
+        <w:rPr>
+          <w:b/>
+          <w:bCs/>
+        </w:rPr>
+        <w:t>系統架構說明（</w:t>
       </w:r>
       <w:r>
+        <w:rPr>
+          <w:b/>
+          <w:bCs/>
+        </w:rPr>
         <w:t>Architecture Expression</w:t>
       </w:r>
       <w:r>
+        <w:rPr>
+          <w:b/>
+          <w:bCs/>
+        </w:rPr>
         <w:t>）</w:t>
       </w:r>
     </w:p>
-    <w:p>
-      <w:pPr>
-        <w:rPr>
-          <w:noProof/>
-        </w:rPr>
-      </w:pPr>
-    </w:p>
+    <w:tbl>
+      <w:tblPr>
+        <w:tblpPr w:leftFromText="180" w:rightFromText="180" w:bottomFromText="160" w:vertAnchor="text" w:horzAnchor="page" w:tblpX="1707" w:tblpY="1009"/>
+        <w:tblOverlap w:val="never"/>
+        <w:tblW w:w="8296" w:type="dxa"/>
+        <w:tblBorders>
+          <w:top w:val="single" w:sz="8" w:space="0" w:color="4F81BC"/>
+          <w:left w:val="single" w:sz="8" w:space="0" w:color="4F81BC"/>
+          <w:bottom w:val="single" w:sz="8" w:space="0" w:color="4F81BC"/>
+          <w:right w:val="single" w:sz="8" w:space="0" w:color="4F81BC"/>
+          <w:insideH w:val="single" w:sz="8" w:space="0" w:color="4F81BC"/>
+          <w:insideV w:val="single" w:sz="8" w:space="0" w:color="4F81BC"/>
+        </w:tblBorders>
+        <w:tblLayout w:type="fixed"/>
+        <w:tblCellMar>
+          <w:left w:w="0" w:type="dxa"/>
+          <w:right w:w="0" w:type="dxa"/>
+        </w:tblCellMar>
+        <w:tblLook w:val="04A0" w:firstRow="1" w:lastRow="0" w:firstColumn="1" w:lastColumn="0" w:noHBand="0" w:noVBand="1"/>
+      </w:tblPr>
+      <w:tblGrid>
+        <w:gridCol w:w="1738"/>
+        <w:gridCol w:w="6558"/>
+      </w:tblGrid>
+      <w:tr>
+        <w:trPr>
+          <w:trHeight w:val="359"/>
+        </w:trPr>
+        <w:tc>
+          <w:tcPr>
+            <w:tcW w:w="1738" w:type="dxa"/>
+            <w:tcBorders>
+              <w:top w:val="single" w:sz="8" w:space="0" w:color="4F81BC"/>
+              <w:left w:val="single" w:sz="8" w:space="0" w:color="4F81BC"/>
+              <w:bottom w:val="single" w:sz="18" w:space="0" w:color="4F81BC"/>
+              <w:right w:val="single" w:sz="8" w:space="0" w:color="4F81BC"/>
+            </w:tcBorders>
+            <w:vAlign w:val="center"/>
+            <w:hideMark/>
+          </w:tcPr>
+          <w:p>
+            <w:pPr>
+              <w:spacing w:line="240" w:lineRule="atLeast"/>
+              <w:rPr>
+                <w:rFonts w:asciiTheme="minorEastAsia" w:hAnsiTheme="minorEastAsia"/>
+                <w:b/>
+              </w:rPr>
+            </w:pPr>
+            <w:r>
+              <w:rPr>
+                <w:b/>
+                <w:bCs/>
+              </w:rPr>
+              <w:t>模組名稱</w:t>
+            </w:r>
+          </w:p>
+        </w:tc>
+        <w:tc>
+          <w:tcPr>
+            <w:tcW w:w="6558" w:type="dxa"/>
+            <w:tcBorders>
+              <w:top w:val="single" w:sz="8" w:space="0" w:color="4F81BC"/>
+              <w:left w:val="single" w:sz="8" w:space="0" w:color="4F81BC"/>
+              <w:bottom w:val="single" w:sz="18" w:space="0" w:color="4F81BC"/>
+              <w:right w:val="single" w:sz="8" w:space="0" w:color="4F81BC"/>
+            </w:tcBorders>
+            <w:vAlign w:val="center"/>
+          </w:tcPr>
+          <w:p>
+            <w:pPr>
+              <w:spacing w:line="240" w:lineRule="atLeast"/>
+              <w:rPr>
+                <w:rFonts w:asciiTheme="minorEastAsia" w:hAnsiTheme="minorEastAsia"/>
+              </w:rPr>
+            </w:pPr>
+            <w:r>
+              <w:rPr>
+                <w:b/>
+                <w:bCs/>
+              </w:rPr>
+              <w:t>功能說明</w:t>
+            </w:r>
+          </w:p>
+        </w:tc>
+      </w:tr>
+      <w:tr>
+        <w:trPr>
+          <w:trHeight w:val="361"/>
+        </w:trPr>
+        <w:tc>
+          <w:tcPr>
+            <w:tcW w:w="1738" w:type="dxa"/>
+            <w:tcBorders>
+              <w:top w:val="single" w:sz="18" w:space="0" w:color="4F81BC"/>
+              <w:left w:val="single" w:sz="8" w:space="0" w:color="4F81BC"/>
+              <w:bottom w:val="single" w:sz="8" w:space="0" w:color="4F81BC"/>
+              <w:right w:val="single" w:sz="8" w:space="0" w:color="4F81BC"/>
+            </w:tcBorders>
+            <w:shd w:val="clear" w:color="auto" w:fill="D2DFED"/>
+            <w:vAlign w:val="center"/>
+            <w:hideMark/>
+          </w:tcPr>
+          <w:p>
+            <w:pPr>
+              <w:spacing w:line="240" w:lineRule="atLeast"/>
+              <w:rPr>
+                <w:rFonts w:asciiTheme="minorEastAsia" w:hAnsiTheme="minorEastAsia"/>
+                <w:b/>
+              </w:rPr>
+            </w:pPr>
+            <w:r>
+              <w:t>使用者帳號模組</w:t>
+            </w:r>
+          </w:p>
+        </w:tc>
+        <w:tc>
+          <w:tcPr>
+            <w:tcW w:w="6558" w:type="dxa"/>
+            <w:tcBorders>
+              <w:top w:val="single" w:sz="18" w:space="0" w:color="4F81BC"/>
+              <w:left w:val="single" w:sz="8" w:space="0" w:color="4F81BC"/>
+              <w:bottom w:val="single" w:sz="8" w:space="0" w:color="4F81BC"/>
+              <w:right w:val="single" w:sz="8" w:space="0" w:color="4F81BC"/>
+            </w:tcBorders>
+            <w:shd w:val="clear" w:color="auto" w:fill="D2DFED"/>
+            <w:vAlign w:val="center"/>
+          </w:tcPr>
+          <w:p>
+            <w:pPr>
+              <w:spacing w:line="240" w:lineRule="atLeast"/>
+              <w:rPr>
+                <w:rFonts w:asciiTheme="minorEastAsia" w:hAnsiTheme="minorEastAsia"/>
+              </w:rPr>
+            </w:pPr>
+            <w:r>
+              <w:t>提供使用者登入、登出、註冊與身份驗證功能，並支援權限控管機制。</w:t>
+            </w:r>
+          </w:p>
+        </w:tc>
+      </w:tr>
+      <w:tr>
+        <w:trPr>
+          <w:trHeight w:val="359"/>
+        </w:trPr>
+        <w:tc>
+          <w:tcPr>
+            <w:tcW w:w="1738" w:type="dxa"/>
+            <w:tcBorders>
+              <w:top w:val="single" w:sz="8" w:space="0" w:color="4F81BC"/>
+              <w:left w:val="single" w:sz="8" w:space="0" w:color="4F81BC"/>
+              <w:bottom w:val="single" w:sz="8" w:space="0" w:color="4F81BC"/>
+              <w:right w:val="single" w:sz="8" w:space="0" w:color="4F81BC"/>
+            </w:tcBorders>
+            <w:vAlign w:val="center"/>
+            <w:hideMark/>
+          </w:tcPr>
+          <w:p>
+            <w:pPr>
+              <w:spacing w:line="240" w:lineRule="atLeast"/>
+              <w:rPr>
+                <w:rFonts w:asciiTheme="minorEastAsia" w:hAnsiTheme="minorEastAsia"/>
+                <w:b/>
+              </w:rPr>
+            </w:pPr>
+            <w:r>
+              <w:t>個人設定模組</w:t>
+            </w:r>
+          </w:p>
+        </w:tc>
+        <w:tc>
+          <w:tcPr>
+            <w:tcW w:w="6558" w:type="dxa"/>
+            <w:tcBorders>
+              <w:top w:val="single" w:sz="8" w:space="0" w:color="4F81BC"/>
+              <w:left w:val="single" w:sz="8" w:space="0" w:color="4F81BC"/>
+              <w:bottom w:val="single" w:sz="8" w:space="0" w:color="4F81BC"/>
+              <w:right w:val="single" w:sz="8" w:space="0" w:color="4F81BC"/>
+            </w:tcBorders>
+            <w:vAlign w:val="center"/>
+          </w:tcPr>
+          <w:p>
+            <w:pPr>
+              <w:spacing w:line="240" w:lineRule="atLeast"/>
+              <w:rPr>
+                <w:rFonts w:asciiTheme="minorEastAsia" w:hAnsiTheme="minorEastAsia"/>
+              </w:rPr>
+            </w:pPr>
+            <w:r>
+              <w:t>使用者可管理個人資料、選擇預設求助對象、編輯預設求助訊息，並查詢歷史發文及表單填寫紀錄。</w:t>
+            </w:r>
+          </w:p>
+        </w:tc>
+      </w:tr>
+      <w:tr>
+        <w:trPr>
+          <w:trHeight w:val="721"/>
+        </w:trPr>
+        <w:tc>
+          <w:tcPr>
+            <w:tcW w:w="1738" w:type="dxa"/>
+            <w:tcBorders>
+              <w:top w:val="single" w:sz="8" w:space="0" w:color="4F81BC"/>
+              <w:left w:val="single" w:sz="8" w:space="0" w:color="4F81BC"/>
+              <w:bottom w:val="single" w:sz="8" w:space="0" w:color="4F81BC"/>
+              <w:right w:val="single" w:sz="8" w:space="0" w:color="4F81BC"/>
+            </w:tcBorders>
+            <w:shd w:val="clear" w:color="auto" w:fill="D2DFED"/>
+            <w:vAlign w:val="center"/>
+            <w:hideMark/>
+          </w:tcPr>
+          <w:p>
+            <w:pPr>
+              <w:spacing w:line="240" w:lineRule="atLeast"/>
+              <w:rPr>
+                <w:rFonts w:asciiTheme="minorEastAsia" w:hAnsiTheme="minorEastAsia"/>
+                <w:b/>
+              </w:rPr>
+            </w:pPr>
+            <w:r>
+              <w:t>表單填寫模組</w:t>
+            </w:r>
+          </w:p>
+        </w:tc>
+        <w:tc>
+          <w:tcPr>
+            <w:tcW w:w="6558" w:type="dxa"/>
+            <w:tcBorders>
+              <w:top w:val="single" w:sz="8" w:space="0" w:color="4F81BC"/>
+              <w:left w:val="single" w:sz="8" w:space="0" w:color="4F81BC"/>
+              <w:bottom w:val="single" w:sz="8" w:space="0" w:color="4F81BC"/>
+              <w:right w:val="single" w:sz="8" w:space="0" w:color="4F81BC"/>
+            </w:tcBorders>
+            <w:shd w:val="clear" w:color="auto" w:fill="D2DFED"/>
+            <w:vAlign w:val="center"/>
+          </w:tcPr>
+          <w:p>
+            <w:pPr>
+              <w:spacing w:line="240" w:lineRule="atLeast"/>
+              <w:rPr>
+                <w:rFonts w:asciiTheme="minorEastAsia" w:hAnsiTheme="minorEastAsia"/>
+              </w:rPr>
+            </w:pPr>
+            <w:r>
+              <w:t>提供事件地圖與安全商家資訊之表單填寫介面，並依分類儲存進後端資料庫，供管理員審核與處理。</w:t>
+            </w:r>
+          </w:p>
+        </w:tc>
+      </w:tr>
+      <w:tr>
+        <w:trPr>
+          <w:trHeight w:val="719"/>
+        </w:trPr>
+        <w:tc>
+          <w:tcPr>
+            <w:tcW w:w="1738" w:type="dxa"/>
+            <w:tcBorders>
+              <w:top w:val="single" w:sz="8" w:space="0" w:color="4F81BC"/>
+              <w:left w:val="single" w:sz="8" w:space="0" w:color="4F81BC"/>
+              <w:bottom w:val="single" w:sz="8" w:space="0" w:color="4F81BC"/>
+              <w:right w:val="single" w:sz="8" w:space="0" w:color="4F81BC"/>
+            </w:tcBorders>
+            <w:vAlign w:val="center"/>
+          </w:tcPr>
+          <w:p>
+            <w:pPr>
+              <w:spacing w:line="240" w:lineRule="atLeast"/>
+              <w:rPr>
+                <w:rFonts w:asciiTheme="minorEastAsia" w:hAnsiTheme="minorEastAsia"/>
+                <w:b/>
+              </w:rPr>
+            </w:pPr>
+            <w:r>
+              <w:t>地圖資訊模組</w:t>
+            </w:r>
+          </w:p>
+        </w:tc>
+        <w:tc>
+          <w:tcPr>
+            <w:tcW w:w="6558" w:type="dxa"/>
+            <w:tcBorders>
+              <w:top w:val="single" w:sz="8" w:space="0" w:color="4F81BC"/>
+              <w:left w:val="single" w:sz="8" w:space="0" w:color="4F81BC"/>
+              <w:bottom w:val="single" w:sz="8" w:space="0" w:color="4F81BC"/>
+              <w:right w:val="single" w:sz="8" w:space="0" w:color="4F81BC"/>
+            </w:tcBorders>
+            <w:vAlign w:val="center"/>
+          </w:tcPr>
+          <w:p>
+            <w:pPr>
+              <w:spacing w:line="240" w:lineRule="atLeast"/>
+              <w:rPr>
+                <w:rFonts w:asciiTheme="minorEastAsia" w:hAnsiTheme="minorEastAsia"/>
+              </w:rPr>
+            </w:pPr>
+            <w:r>
+              <w:t>顯示事件地圖與商家地圖，支援依時間與分類查詢，並可篩選附近地區或營業中店家。</w:t>
+            </w:r>
+          </w:p>
+        </w:tc>
+      </w:tr>
+      <w:tr>
+        <w:trPr>
+          <w:trHeight w:val="359"/>
+        </w:trPr>
+        <w:tc>
+          <w:tcPr>
+            <w:tcW w:w="1738" w:type="dxa"/>
+            <w:tcBorders>
+              <w:top w:val="single" w:sz="8" w:space="0" w:color="4F81BC"/>
+              <w:left w:val="single" w:sz="8" w:space="0" w:color="4F81BC"/>
+              <w:bottom w:val="single" w:sz="8" w:space="0" w:color="4F81BC"/>
+              <w:right w:val="single" w:sz="8" w:space="0" w:color="4F81BC"/>
+            </w:tcBorders>
+            <w:shd w:val="clear" w:color="auto" w:fill="D2DFED"/>
+            <w:vAlign w:val="center"/>
+          </w:tcPr>
+          <w:p>
+            <w:pPr>
+              <w:spacing w:line="240" w:lineRule="atLeast"/>
+              <w:rPr>
+                <w:rFonts w:asciiTheme="minorEastAsia" w:hAnsiTheme="minorEastAsia"/>
+                <w:b/>
+              </w:rPr>
+            </w:pPr>
+            <w:r>
+              <w:t>防身知識模組</w:t>
+            </w:r>
+          </w:p>
+        </w:tc>
+        <w:tc>
+          <w:tcPr>
+            <w:tcW w:w="6558" w:type="dxa"/>
+            <w:tcBorders>
+              <w:top w:val="single" w:sz="8" w:space="0" w:color="4F81BC"/>
+              <w:left w:val="single" w:sz="8" w:space="0" w:color="4F81BC"/>
+              <w:bottom w:val="single" w:sz="8" w:space="0" w:color="4F81BC"/>
+              <w:right w:val="single" w:sz="8" w:space="0" w:color="4F81BC"/>
+            </w:tcBorders>
+            <w:shd w:val="clear" w:color="auto" w:fill="D2DFED"/>
+            <w:vAlign w:val="center"/>
+          </w:tcPr>
+          <w:p>
+            <w:pPr>
+              <w:spacing w:line="240" w:lineRule="atLeast"/>
+              <w:rPr>
+                <w:rFonts w:asciiTheme="minorEastAsia" w:hAnsiTheme="minorEastAsia"/>
+              </w:rPr>
+            </w:pPr>
+            <w:r>
+              <w:t>提供防騷擾、防身等知識連結與相關資源，</w:t>
+            </w:r>
+            <w:proofErr w:type="gramStart"/>
+            <w:r>
+              <w:t>支援線上報案</w:t>
+            </w:r>
+            <w:proofErr w:type="gramEnd"/>
+            <w:r>
+              <w:t>及附近警局查詢與顯示。</w:t>
+            </w:r>
+          </w:p>
+        </w:tc>
+      </w:tr>
+      <w:tr>
+        <w:trPr>
+          <w:trHeight w:val="361"/>
+        </w:trPr>
+        <w:tc>
+          <w:tcPr>
+            <w:tcW w:w="1738" w:type="dxa"/>
+            <w:tcBorders>
+              <w:top w:val="single" w:sz="8" w:space="0" w:color="4F81BC"/>
+              <w:left w:val="single" w:sz="8" w:space="0" w:color="4F81BC"/>
+              <w:bottom w:val="single" w:sz="8" w:space="0" w:color="4F81BC"/>
+              <w:right w:val="single" w:sz="8" w:space="0" w:color="4F81BC"/>
+            </w:tcBorders>
+            <w:vAlign w:val="center"/>
+          </w:tcPr>
+          <w:p>
+            <w:pPr>
+              <w:spacing w:line="240" w:lineRule="atLeast"/>
+              <w:rPr>
+                <w:rFonts w:asciiTheme="minorEastAsia" w:hAnsiTheme="minorEastAsia"/>
+                <w:b/>
+              </w:rPr>
+            </w:pPr>
+            <w:r>
+              <w:t>交流區模組</w:t>
+            </w:r>
+          </w:p>
+        </w:tc>
+        <w:tc>
+          <w:tcPr>
+            <w:tcW w:w="6558" w:type="dxa"/>
+            <w:tcBorders>
+              <w:top w:val="single" w:sz="8" w:space="0" w:color="4F81BC"/>
+              <w:left w:val="single" w:sz="8" w:space="0" w:color="4F81BC"/>
+              <w:bottom w:val="single" w:sz="8" w:space="0" w:color="4F81BC"/>
+              <w:right w:val="single" w:sz="8" w:space="0" w:color="4F81BC"/>
+            </w:tcBorders>
+            <w:vAlign w:val="center"/>
+          </w:tcPr>
+          <w:p>
+            <w:pPr>
+              <w:spacing w:line="240" w:lineRule="atLeast"/>
+              <w:rPr>
+                <w:rFonts w:asciiTheme="minorEastAsia" w:hAnsiTheme="minorEastAsia"/>
+              </w:rPr>
+            </w:pPr>
+            <w:r>
+              <w:t>使用者可匿名發文、按</w:t>
+            </w:r>
+            <w:proofErr w:type="gramStart"/>
+            <w:r>
+              <w:t>讚</w:t>
+            </w:r>
+            <w:proofErr w:type="gramEnd"/>
+            <w:r>
+              <w:t>、收藏、留言、編輯與刪除自己</w:t>
+            </w:r>
+            <w:proofErr w:type="gramStart"/>
+            <w:r>
+              <w:t>的貼文</w:t>
+            </w:r>
+            <w:proofErr w:type="gramEnd"/>
+            <w:r>
+              <w:t>，支援</w:t>
+            </w:r>
+            <w:r>
+              <w:t>AI</w:t>
+            </w:r>
+            <w:r>
+              <w:t>內容審核與互動。</w:t>
+            </w:r>
+          </w:p>
+        </w:tc>
+      </w:tr>
+      <w:tr>
+        <w:trPr>
+          <w:trHeight w:val="359"/>
+        </w:trPr>
+        <w:tc>
+          <w:tcPr>
+            <w:tcW w:w="1738" w:type="dxa"/>
+            <w:tcBorders>
+              <w:top w:val="single" w:sz="8" w:space="0" w:color="4F81BC"/>
+              <w:left w:val="single" w:sz="8" w:space="0" w:color="4F81BC"/>
+              <w:bottom w:val="single" w:sz="8" w:space="0" w:color="4F81BC"/>
+              <w:right w:val="single" w:sz="8" w:space="0" w:color="4F81BC"/>
+            </w:tcBorders>
+            <w:shd w:val="clear" w:color="auto" w:fill="D2DFED"/>
+            <w:vAlign w:val="center"/>
+          </w:tcPr>
+          <w:p>
+            <w:pPr>
+              <w:spacing w:line="240" w:lineRule="atLeast"/>
+              <w:rPr>
+                <w:rFonts w:asciiTheme="minorEastAsia" w:hAnsiTheme="minorEastAsia"/>
+                <w:b/>
+              </w:rPr>
+            </w:pPr>
+            <w:r>
+              <w:t>聊天室模組</w:t>
+            </w:r>
+          </w:p>
+        </w:tc>
+        <w:tc>
+          <w:tcPr>
+            <w:tcW w:w="6558" w:type="dxa"/>
+            <w:tcBorders>
+              <w:top w:val="single" w:sz="8" w:space="0" w:color="4F81BC"/>
+              <w:left w:val="single" w:sz="8" w:space="0" w:color="4F81BC"/>
+              <w:bottom w:val="single" w:sz="8" w:space="0" w:color="4F81BC"/>
+              <w:right w:val="single" w:sz="8" w:space="0" w:color="4F81BC"/>
+            </w:tcBorders>
+            <w:shd w:val="clear" w:color="auto" w:fill="D2DFED"/>
+            <w:vAlign w:val="center"/>
+          </w:tcPr>
+          <w:p>
+            <w:pPr>
+              <w:spacing w:line="240" w:lineRule="atLeast"/>
+              <w:rPr>
+                <w:rFonts w:asciiTheme="minorEastAsia" w:hAnsiTheme="minorEastAsia"/>
+              </w:rPr>
+            </w:pPr>
+            <w:r>
+              <w:t>使用者可搜尋地區聊天室或加入熱門聊天室，訊息經</w:t>
+            </w:r>
+            <w:r>
+              <w:t xml:space="preserve"> AI </w:t>
+            </w:r>
+            <w:r>
+              <w:t>檢查後方可發布，並保存訊息歷史。</w:t>
+            </w:r>
+          </w:p>
+        </w:tc>
+      </w:tr>
+      <w:tr>
+        <w:trPr>
+          <w:trHeight w:val="359"/>
+        </w:trPr>
+        <w:tc>
+          <w:tcPr>
+            <w:tcW w:w="1738" w:type="dxa"/>
+            <w:tcBorders>
+              <w:top w:val="single" w:sz="8" w:space="0" w:color="4F81BC"/>
+              <w:left w:val="single" w:sz="8" w:space="0" w:color="4F81BC"/>
+              <w:bottom w:val="single" w:sz="8" w:space="0" w:color="4F81BC"/>
+              <w:right w:val="single" w:sz="8" w:space="0" w:color="4F81BC"/>
+            </w:tcBorders>
+            <w:vAlign w:val="center"/>
+          </w:tcPr>
+          <w:p>
+            <w:pPr>
+              <w:spacing w:line="240" w:lineRule="atLeast"/>
+            </w:pPr>
+            <w:r>
+              <w:t>後台管理模組</w:t>
+            </w:r>
+          </w:p>
+        </w:tc>
+        <w:tc>
+          <w:tcPr>
+            <w:tcW w:w="6558" w:type="dxa"/>
+            <w:tcBorders>
+              <w:top w:val="single" w:sz="8" w:space="0" w:color="4F81BC"/>
+              <w:left w:val="single" w:sz="8" w:space="0" w:color="4F81BC"/>
+              <w:bottom w:val="single" w:sz="8" w:space="0" w:color="4F81BC"/>
+              <w:right w:val="single" w:sz="8" w:space="0" w:color="4F81BC"/>
+            </w:tcBorders>
+            <w:vAlign w:val="center"/>
+          </w:tcPr>
+          <w:p>
+            <w:pPr>
+              <w:spacing w:line="240" w:lineRule="atLeast"/>
+            </w:pPr>
+            <w:r>
+              <w:t>管理員可登入後台系統，對事件表單、商家資料、防身知識</w:t>
+            </w:r>
+            <w:proofErr w:type="gramStart"/>
+            <w:r>
+              <w:t>與貼文內容</w:t>
+            </w:r>
+            <w:proofErr w:type="gramEnd"/>
+            <w:r>
+              <w:t>進行審核、管理與查詢。</w:t>
+            </w:r>
+          </w:p>
+        </w:tc>
+      </w:tr>
+      <w:tr>
+        <w:trPr>
+          <w:trHeight w:val="359"/>
+        </w:trPr>
+        <w:tc>
+          <w:tcPr>
+            <w:tcW w:w="1738" w:type="dxa"/>
+            <w:tcBorders>
+              <w:top w:val="single" w:sz="8" w:space="0" w:color="4F81BC"/>
+              <w:left w:val="single" w:sz="8" w:space="0" w:color="4F81BC"/>
+              <w:bottom w:val="single" w:sz="8" w:space="0" w:color="4F81BC"/>
+              <w:right w:val="single" w:sz="8" w:space="0" w:color="4F81BC"/>
+            </w:tcBorders>
+            <w:shd w:val="clear" w:color="auto" w:fill="D2DFED"/>
+            <w:vAlign w:val="center"/>
+          </w:tcPr>
+          <w:p>
+            <w:pPr>
+              <w:spacing w:line="240" w:lineRule="atLeast"/>
+            </w:pPr>
+            <w:r>
+              <w:t>安全防護模組</w:t>
+            </w:r>
+          </w:p>
+        </w:tc>
+        <w:tc>
+          <w:tcPr>
+            <w:tcW w:w="6558" w:type="dxa"/>
+            <w:tcBorders>
+              <w:top w:val="single" w:sz="8" w:space="0" w:color="4F81BC"/>
+              <w:left w:val="single" w:sz="8" w:space="0" w:color="4F81BC"/>
+              <w:bottom w:val="single" w:sz="8" w:space="0" w:color="4F81BC"/>
+              <w:right w:val="single" w:sz="8" w:space="0" w:color="4F81BC"/>
+            </w:tcBorders>
+            <w:shd w:val="clear" w:color="auto" w:fill="D2DFED"/>
+            <w:vAlign w:val="center"/>
+          </w:tcPr>
+          <w:p>
+            <w:pPr>
+              <w:spacing w:line="240" w:lineRule="atLeast"/>
+            </w:pPr>
+            <w:r>
+              <w:t>負責資料加密、</w:t>
+            </w:r>
+            <w:r>
+              <w:t>XSS</w:t>
+            </w:r>
+            <w:r>
+              <w:t>防護、</w:t>
+            </w:r>
+            <w:r>
+              <w:t xml:space="preserve">SQL Injection </w:t>
+            </w:r>
+            <w:r>
+              <w:t>過濾、角色權限設定，確保系統資訊安全與用戶隱私。</w:t>
+            </w:r>
+          </w:p>
+        </w:tc>
+      </w:tr>
+      <w:tr>
+        <w:trPr>
+          <w:trHeight w:val="359"/>
+        </w:trPr>
+        <w:tc>
+          <w:tcPr>
+            <w:tcW w:w="1738" w:type="dxa"/>
+            <w:tcBorders>
+              <w:top w:val="single" w:sz="8" w:space="0" w:color="4F81BC"/>
+              <w:left w:val="single" w:sz="8" w:space="0" w:color="4F81BC"/>
+              <w:bottom w:val="single" w:sz="8" w:space="0" w:color="4F81BC"/>
+              <w:right w:val="single" w:sz="8" w:space="0" w:color="4F81BC"/>
+            </w:tcBorders>
+            <w:vAlign w:val="center"/>
+          </w:tcPr>
+          <w:p>
+            <w:pPr>
+              <w:spacing w:line="240" w:lineRule="atLeast"/>
+            </w:pPr>
+            <w:r>
+              <w:t>系統維運模組</w:t>
+            </w:r>
+          </w:p>
+        </w:tc>
+        <w:tc>
+          <w:tcPr>
+            <w:tcW w:w="6558" w:type="dxa"/>
+            <w:tcBorders>
+              <w:top w:val="single" w:sz="8" w:space="0" w:color="4F81BC"/>
+              <w:left w:val="single" w:sz="8" w:space="0" w:color="4F81BC"/>
+              <w:bottom w:val="single" w:sz="8" w:space="0" w:color="4F81BC"/>
+              <w:right w:val="single" w:sz="8" w:space="0" w:color="4F81BC"/>
+            </w:tcBorders>
+            <w:vAlign w:val="center"/>
+          </w:tcPr>
+          <w:p>
+            <w:pPr>
+              <w:spacing w:line="240" w:lineRule="atLeast"/>
+            </w:pPr>
+            <w:r>
+              <w:t>支援錯誤回報、系統紀錄</w:t>
+            </w:r>
+            <w:r>
+              <w:t>log</w:t>
+            </w:r>
+            <w:r>
+              <w:t>、異常通知與維護作業，確保系統運作穩定性與可維護性。</w:t>
+            </w:r>
+          </w:p>
+        </w:tc>
+      </w:tr>
+    </w:tbl>
     <w:p>
       <w:r>
         <w:rPr>
           <w:noProof/>
         </w:rPr>
+        <w:lastRenderedPageBreak/>
         <w:drawing>
-          <wp:inline distT="0" distB="0" distL="0" distR="0" wp14:anchorId="4CF59356" wp14:editId="44A02747">
-            <wp:extent cx="5287010" cy="2512612"/>
-            <wp:effectExtent l="0" t="0" r="0" b="2540"/>
+          <wp:inline distT="0" distB="0" distL="0" distR="0" wp14:anchorId="78102067" wp14:editId="06221570">
+            <wp:extent cx="5274310" cy="2506026"/>
+            <wp:effectExtent l="0" t="0" r="2540" b="8890"/>
             <wp:docPr id="104528447" name="圖片 1" descr="一張含有 文字, 圖表, 螢幕擷取畫面, 方案 的圖片&#10;&#10;AI 產生的內容可能不正確。"/>
             <wp:cNvGraphicFramePr>
               <a:graphicFrameLocks xmlns:a="http://schemas.openxmlformats.org/drawingml/2006/main" noChangeAspect="1"/>
@@ -136,7 +805,7 @@
                     <pic:cNvPicPr/>
                   </pic:nvPicPr>
                   <pic:blipFill rotWithShape="1">
-                    <a:blip r:embed="rId7"/>
+                    <a:blip r:embed="rId8"/>
                     <a:srcRect t="13275" r="-253" b="10447"/>
                     <a:stretch>
                       <a:fillRect/>
@@ -145,7 +814,7 @@
                   <pic:spPr bwMode="auto">
                     <a:xfrm>
                       <a:off x="0" y="0"/>
-                      <a:ext cx="5287617" cy="2512900"/>
+                      <a:ext cx="5274310" cy="2506026"/>
                     </a:xfrm>
                     <a:prstGeom prst="rect">
                       <a:avLst/>
@@ -165,19 +834,23 @@
           </wp:inline>
         </w:drawing>
       </w:r>
-      <w:r>
-        <w:br/>
-      </w:r>
     </w:p>
+    <w:p/>
+    <w:p/>
+    <w:p/>
+    <w:p/>
     <w:p>
       <w:pPr>
-        <w:widowControl/>
         <w:rPr>
           <w:rFonts w:hint="eastAsia"/>
         </w:rPr>
       </w:pPr>
       <w:r>
-        <w:br w:type="page"/>
+        <w:rPr>
+          <w:b/>
+          <w:bCs/>
+        </w:rPr>
+        <w:t>4. Nonfunctional Requirement</w:t>
       </w:r>
     </w:p>
     <w:tbl>
@@ -234,7 +907,6 @@
                 <w:rFonts w:asciiTheme="minorEastAsia" w:hAnsiTheme="minorEastAsia"/>
                 <w:b/>
               </w:rPr>
-              <w:lastRenderedPageBreak/>
               <w:t>編號</w:t>
             </w:r>
           </w:p>
@@ -281,7 +953,7 @@
             <w:pPr>
               <w:spacing w:line="240" w:lineRule="atLeast"/>
               <w:rPr>
-                <w:rFonts w:asciiTheme="minorEastAsia" w:hAnsiTheme="minorEastAsia" w:hint="eastAsia"/>
+                <w:rFonts w:asciiTheme="minorEastAsia" w:hAnsiTheme="minorEastAsia"/>
               </w:rPr>
             </w:pPr>
             <w:r>
@@ -307,7 +979,7 @@
             <w:pPr>
               <w:spacing w:line="240" w:lineRule="atLeast"/>
               <w:rPr>
-                <w:rFonts w:asciiTheme="minorEastAsia" w:hAnsiTheme="minorEastAsia" w:hint="eastAsia"/>
+                <w:rFonts w:asciiTheme="minorEastAsia" w:hAnsiTheme="minorEastAsia"/>
               </w:rPr>
             </w:pPr>
             <w:r>
@@ -406,7 +1078,7 @@
             <w:pPr>
               <w:spacing w:line="240" w:lineRule="atLeast"/>
               <w:rPr>
-                <w:rFonts w:asciiTheme="minorEastAsia" w:hAnsiTheme="minorEastAsia" w:hint="eastAsia"/>
+                <w:rFonts w:asciiTheme="minorEastAsia" w:hAnsiTheme="minorEastAsia"/>
               </w:rPr>
             </w:pPr>
             <w:r>
@@ -432,7 +1104,7 @@
             <w:pPr>
               <w:spacing w:line="240" w:lineRule="atLeast"/>
               <w:rPr>
-                <w:rFonts w:asciiTheme="minorEastAsia" w:hAnsiTheme="minorEastAsia" w:hint="eastAsia"/>
+                <w:rFonts w:asciiTheme="minorEastAsia" w:hAnsiTheme="minorEastAsia"/>
               </w:rPr>
             </w:pPr>
             <w:r>
@@ -527,7 +1199,7 @@
             <w:pPr>
               <w:spacing w:line="240" w:lineRule="atLeast"/>
               <w:rPr>
-                <w:rFonts w:asciiTheme="minorEastAsia" w:hAnsiTheme="minorEastAsia" w:hint="eastAsia"/>
+                <w:rFonts w:asciiTheme="minorEastAsia" w:hAnsiTheme="minorEastAsia"/>
               </w:rPr>
             </w:pPr>
             <w:r>
@@ -552,7 +1224,7 @@
             <w:pPr>
               <w:spacing w:line="240" w:lineRule="atLeast"/>
               <w:rPr>
-                <w:rFonts w:asciiTheme="minorEastAsia" w:hAnsiTheme="minorEastAsia" w:hint="eastAsia"/>
+                <w:rFonts w:asciiTheme="minorEastAsia" w:hAnsiTheme="minorEastAsia"/>
               </w:rPr>
             </w:pPr>
             <w:r>
@@ -650,7 +1322,7 @@
             <w:pPr>
               <w:spacing w:line="240" w:lineRule="atLeast"/>
               <w:rPr>
-                <w:rFonts w:asciiTheme="minorEastAsia" w:hAnsiTheme="minorEastAsia" w:hint="eastAsia"/>
+                <w:rFonts w:asciiTheme="minorEastAsia" w:hAnsiTheme="minorEastAsia"/>
               </w:rPr>
             </w:pPr>
             <w:r>
@@ -676,7 +1348,7 @@
             <w:pPr>
               <w:spacing w:line="240" w:lineRule="atLeast"/>
               <w:rPr>
-                <w:rFonts w:asciiTheme="minorEastAsia" w:hAnsiTheme="minorEastAsia" w:hint="eastAsia"/>
+                <w:rFonts w:asciiTheme="minorEastAsia" w:hAnsiTheme="minorEastAsia"/>
               </w:rPr>
             </w:pPr>
             <w:r>
@@ -769,7 +1441,7 @@
             <w:pPr>
               <w:spacing w:line="240" w:lineRule="atLeast"/>
               <w:rPr>
-                <w:rFonts w:asciiTheme="minorEastAsia" w:hAnsiTheme="minorEastAsia" w:hint="eastAsia"/>
+                <w:rFonts w:asciiTheme="minorEastAsia" w:hAnsiTheme="minorEastAsia"/>
               </w:rPr>
             </w:pPr>
             <w:r>
@@ -794,7 +1466,7 @@
             <w:pPr>
               <w:spacing w:line="240" w:lineRule="atLeast"/>
               <w:rPr>
-                <w:rFonts w:asciiTheme="minorEastAsia" w:hAnsiTheme="minorEastAsia" w:hint="eastAsia"/>
+                <w:rFonts w:asciiTheme="minorEastAsia" w:hAnsiTheme="minorEastAsia"/>
               </w:rPr>
             </w:pPr>
             <w:r>
@@ -904,7 +1576,7 @@
             <w:pPr>
               <w:spacing w:line="240" w:lineRule="atLeast"/>
               <w:rPr>
-                <w:rFonts w:asciiTheme="minorEastAsia" w:hAnsiTheme="minorEastAsia" w:hint="eastAsia"/>
+                <w:rFonts w:asciiTheme="minorEastAsia" w:hAnsiTheme="minorEastAsia"/>
               </w:rPr>
             </w:pPr>
             <w:r>
@@ -930,7 +1602,7 @@
             <w:pPr>
               <w:spacing w:line="240" w:lineRule="atLeast"/>
               <w:rPr>
-                <w:rFonts w:asciiTheme="minorEastAsia" w:hAnsiTheme="minorEastAsia" w:hint="eastAsia"/>
+                <w:rFonts w:asciiTheme="minorEastAsia" w:hAnsiTheme="minorEastAsia"/>
               </w:rPr>
             </w:pPr>
             <w:r>
@@ -982,6 +1654,7 @@
               <w:rPr>
                 <w:rFonts w:asciiTheme="minorEastAsia" w:hAnsiTheme="minorEastAsia"/>
               </w:rPr>
+              <w:lastRenderedPageBreak/>
               <w:t>N</w:t>
             </w:r>
             <w:r>
@@ -1037,7 +1710,7 @@
             <w:pPr>
               <w:spacing w:line="240" w:lineRule="atLeast"/>
               <w:rPr>
-                <w:rFonts w:asciiTheme="minorEastAsia" w:hAnsiTheme="minorEastAsia" w:hint="eastAsia"/>
+                <w:rFonts w:asciiTheme="minorEastAsia" w:hAnsiTheme="minorEastAsia"/>
               </w:rPr>
             </w:pPr>
             <w:r>
@@ -1062,7 +1735,7 @@
             <w:pPr>
               <w:spacing w:line="240" w:lineRule="atLeast"/>
               <w:rPr>
-                <w:rFonts w:asciiTheme="minorEastAsia" w:hAnsiTheme="minorEastAsia" w:hint="eastAsia"/>
+                <w:rFonts w:asciiTheme="minorEastAsia" w:hAnsiTheme="minorEastAsia"/>
               </w:rPr>
             </w:pPr>
             <w:r>
@@ -1158,7 +1831,7 @@
             <w:pPr>
               <w:spacing w:line="240" w:lineRule="atLeast"/>
               <w:rPr>
-                <w:rFonts w:asciiTheme="minorEastAsia" w:hAnsiTheme="minorEastAsia" w:hint="eastAsia"/>
+                <w:rFonts w:asciiTheme="minorEastAsia" w:hAnsiTheme="minorEastAsia"/>
               </w:rPr>
             </w:pPr>
             <w:r>
@@ -1184,7 +1857,7 @@
             <w:pPr>
               <w:spacing w:line="240" w:lineRule="atLeast"/>
               <w:rPr>
-                <w:rFonts w:asciiTheme="minorEastAsia" w:hAnsiTheme="minorEastAsia" w:hint="eastAsia"/>
+                <w:rFonts w:asciiTheme="minorEastAsia" w:hAnsiTheme="minorEastAsia"/>
               </w:rPr>
             </w:pPr>
             <w:r>
@@ -1198,14 +1871,14 @@
       </w:tr>
     </w:tbl>
     <w:p>
-      <w:r>
+      <w:pPr>
         <w:rPr>
           <w:b/>
           <w:bCs/>
         </w:rPr>
-        <w:t>4. Nonfunctional Requirement</w:t>
-      </w:r>
+      </w:pPr>
     </w:p>
+    <w:p/>
     <w:sectPr>
       <w:pgSz w:w="11906" w:h="16838"/>
       <w:pgMar w:top="1440" w:right="1800" w:bottom="1440" w:left="1800" w:header="851" w:footer="992" w:gutter="0"/>
@@ -3202,4 +3875,16 @@
     </a:ext>
   </a:extLst>
 </a:theme>
+</file>
+
+<file path=customXml/item1.xml><?xml version="1.0" encoding="utf-8"?>
+<b:Sources xmlns:b="http://schemas.openxmlformats.org/officeDocument/2006/bibliography" xmlns="http://schemas.openxmlformats.org/officeDocument/2006/bibliography" SelectedStyle="\APASixthEditionOfficeOnline.xsl" StyleName="APA" Version="6"/>
+</file>
+
+<file path=customXml/itemProps1.xml><?xml version="1.0" encoding="utf-8"?>
+<ds:datastoreItem xmlns:ds="http://schemas.openxmlformats.org/officeDocument/2006/customXml" ds:itemID="{BFC91691-008D-4FFE-BF1C-4540EDD18FA8}">
+  <ds:schemaRefs>
+    <ds:schemaRef ds:uri="http://schemas.openxmlformats.org/officeDocument/2006/bibliography"/>
+  </ds:schemaRefs>
+</ds:datastoreItem>
 </file>